--- a/assets/ProgrammingClub_Manual.docx
+++ b/assets/ProgrammingClub_Manual.docx
@@ -18,18 +18,18 @@
           <w:noProof/>
         </w:rPr>
         <w:drawing>
-          <wp:anchor distT="0" distB="0" distL="114300" distR="114300" simplePos="0" relativeHeight="251658240" behindDoc="0" locked="0" layoutInCell="1" allowOverlap="1" wp14:anchorId="238FE738" wp14:editId="6F7415A6">
+          <wp:anchor distT="0" distB="0" distL="114300" distR="114300" simplePos="0" relativeHeight="251658240" behindDoc="0" locked="0" layoutInCell="1" allowOverlap="1" wp14:anchorId="252C9EF3" wp14:editId="5C2FCE3C">
             <wp:simplePos x="0" y="0"/>
             <wp:positionH relativeFrom="column">
-              <wp:posOffset>4549720</wp:posOffset>
+              <wp:posOffset>4552554</wp:posOffset>
             </wp:positionH>
             <wp:positionV relativeFrom="paragraph">
-              <wp:posOffset>-444616</wp:posOffset>
+              <wp:posOffset>-352338</wp:posOffset>
             </wp:positionV>
-            <wp:extent cx="1351408" cy="1182848"/>
-            <wp:effectExtent l="0" t="0" r="1270" b="0"/>
+            <wp:extent cx="1322860" cy="1157861"/>
+            <wp:effectExtent l="0" t="0" r="0" b="4445"/>
             <wp:wrapSquare wrapText="bothSides"/>
-            <wp:docPr id="2039570994" name="Picture 2"/>
+            <wp:docPr id="1435375486" name="Picture 3"/>
             <wp:cNvGraphicFramePr>
               <a:graphicFrameLocks xmlns:a="http://schemas.openxmlformats.org/drawingml/2006/main" noChangeAspect="1"/>
             </wp:cNvGraphicFramePr>
@@ -37,7 +37,7 @@
               <a:graphicData uri="http://schemas.openxmlformats.org/drawingml/2006/picture">
                 <pic:pic xmlns:pic="http://schemas.openxmlformats.org/drawingml/2006/picture">
                   <pic:nvPicPr>
-                    <pic:cNvPr id="2039570994" name="Picture 2039570994"/>
+                    <pic:cNvPr id="1435375486" name="Picture 1435375486"/>
                     <pic:cNvPicPr/>
                   </pic:nvPicPr>
                   <pic:blipFill>
@@ -49,7 +49,7 @@
                   <pic:spPr>
                     <a:xfrm>
                       <a:off x="0" y="0"/>
-                      <a:ext cx="1351804" cy="1183195"/>
+                      <a:ext cx="1322860" cy="1157861"/>
                     </a:xfrm>
                     <a:prstGeom prst="rect">
                       <a:avLst/>
@@ -58,10 +58,10 @@
                 </pic:pic>
               </a:graphicData>
             </a:graphic>
-            <wp14:sizeRelH relativeFrom="margin">
+            <wp14:sizeRelH relativeFrom="page">
               <wp14:pctWidth>0</wp14:pctWidth>
             </wp14:sizeRelH>
-            <wp14:sizeRelV relativeFrom="margin">
+            <wp14:sizeRelV relativeFrom="page">
               <wp14:pctHeight>0</wp14:pctHeight>
             </wp14:sizeRelV>
           </wp:anchor>
@@ -73,7 +73,7 @@
           <w:noProof/>
         </w:rPr>
         <w:drawing>
-          <wp:anchor distT="0" distB="0" distL="114300" distR="114300" simplePos="0" relativeHeight="251657216" behindDoc="1" locked="0" layoutInCell="1" allowOverlap="1" wp14:anchorId="2675267C" wp14:editId="2F93DDAA">
+          <wp:anchor distT="0" distB="0" distL="114300" distR="114300" simplePos="0" relativeHeight="251657216" behindDoc="1" locked="0" layoutInCell="1" allowOverlap="1" wp14:anchorId="2675267C" wp14:editId="3F3FF33E">
             <wp:simplePos x="0" y="0"/>
             <wp:positionH relativeFrom="column">
               <wp:posOffset>0</wp:posOffset>
@@ -211,7 +211,7 @@
               <w:tab w:val="right" w:leader="dot" w:pos="8296"/>
             </w:tabs>
             <w:rPr>
-              <w:rFonts w:ascii="Times New Roman" w:hAnsi="Times New Roman" w:cs="Times New Roman"/>
+              <w:rFonts w:asciiTheme="minorHAnsi" w:hAnsiTheme="minorHAnsi"/>
               <w:noProof/>
               <w:kern w:val="2"/>
               <w:sz w:val="24"/>
@@ -238,18 +238,17 @@
             </w:rPr>
             <w:fldChar w:fldCharType="separate"/>
           </w:r>
-          <w:hyperlink w:anchor="_Toc241481927" w:history="1">
+          <w:hyperlink w:anchor="_Toc243652040" w:history="1">
             <w:r>
               <w:rPr>
                 <w:rStyle w:val="Hyperlink"/>
-                <w:rFonts w:ascii="Times New Roman" w:hAnsi="Times New Roman" w:cs="Times New Roman"/>
+                <w:rFonts w:cs="Times New Roman"/>
                 <w:noProof/>
               </w:rPr>
               <w:t>1. Introduction</w:t>
             </w:r>
             <w:r>
               <w:rPr>
-                <w:rFonts w:ascii="Times New Roman" w:hAnsi="Times New Roman" w:cs="Times New Roman"/>
                 <w:noProof/>
                 <w:webHidden/>
               </w:rPr>
@@ -257,7 +256,6 @@
             </w:r>
             <w:r>
               <w:rPr>
-                <w:rFonts w:ascii="Times New Roman" w:hAnsi="Times New Roman" w:cs="Times New Roman"/>
                 <w:noProof/>
                 <w:webHidden/>
               </w:rPr>
@@ -265,22 +263,19 @@
             </w:r>
             <w:r>
               <w:rPr>
-                <w:rFonts w:ascii="Times New Roman" w:hAnsi="Times New Roman" w:cs="Times New Roman"/>
                 <w:noProof/>
                 <w:webHidden/>
               </w:rPr>
-              <w:instrText xml:space="preserve"> PAGEREF _Toc241481927 \h </w:instrText>
-            </w:r>
-            <w:r>
-              <w:rPr>
-                <w:rFonts w:ascii="Times New Roman" w:hAnsi="Times New Roman" w:cs="Times New Roman"/>
+              <w:instrText xml:space="preserve"> PAGEREF _Toc243652040 \h </w:instrText>
+            </w:r>
+            <w:r>
+              <w:rPr>
                 <w:noProof/>
                 <w:webHidden/>
               </w:rPr>
             </w:r>
             <w:r>
               <w:rPr>
-                <w:rFonts w:ascii="Times New Roman" w:hAnsi="Times New Roman" w:cs="Times New Roman"/>
                 <w:noProof/>
                 <w:webHidden/>
               </w:rPr>
@@ -288,7 +283,6 @@
             </w:r>
             <w:r>
               <w:rPr>
-                <w:rFonts w:ascii="Times New Roman" w:hAnsi="Times New Roman" w:cs="Times New Roman"/>
                 <w:noProof/>
                 <w:webHidden/>
               </w:rPr>
@@ -296,7 +290,6 @@
             </w:r>
             <w:r>
               <w:rPr>
-                <w:rFonts w:ascii="Times New Roman" w:hAnsi="Times New Roman" w:cs="Times New Roman"/>
                 <w:noProof/>
                 <w:webHidden/>
               </w:rPr>
@@ -311,7 +304,7 @@
               <w:tab w:val="right" w:leader="dot" w:pos="8296"/>
             </w:tabs>
             <w:rPr>
-              <w:rFonts w:ascii="Times New Roman" w:hAnsi="Times New Roman" w:cs="Times New Roman"/>
+              <w:rFonts w:asciiTheme="minorHAnsi" w:hAnsiTheme="minorHAnsi"/>
               <w:noProof/>
               <w:kern w:val="2"/>
               <w:sz w:val="24"/>
@@ -320,18 +313,17 @@
               <w14:ligatures w14:val="standardContextual"/>
             </w:rPr>
           </w:pPr>
-          <w:hyperlink w:anchor="_Toc241481928" w:history="1">
+          <w:hyperlink w:anchor="_Toc243652041" w:history="1">
             <w:r>
               <w:rPr>
                 <w:rStyle w:val="Hyperlink"/>
-                <w:rFonts w:ascii="Times New Roman" w:hAnsi="Times New Roman" w:cs="Times New Roman"/>
+                <w:rFonts w:cs="Times New Roman"/>
                 <w:noProof/>
               </w:rPr>
               <w:t>2. Vision and Mission</w:t>
             </w:r>
             <w:r>
               <w:rPr>
-                <w:rFonts w:ascii="Times New Roman" w:hAnsi="Times New Roman" w:cs="Times New Roman"/>
                 <w:noProof/>
                 <w:webHidden/>
               </w:rPr>
@@ -339,7 +331,6 @@
             </w:r>
             <w:r>
               <w:rPr>
-                <w:rFonts w:ascii="Times New Roman" w:hAnsi="Times New Roman" w:cs="Times New Roman"/>
                 <w:noProof/>
                 <w:webHidden/>
               </w:rPr>
@@ -347,22 +338,19 @@
             </w:r>
             <w:r>
               <w:rPr>
-                <w:rFonts w:ascii="Times New Roman" w:hAnsi="Times New Roman" w:cs="Times New Roman"/>
                 <w:noProof/>
                 <w:webHidden/>
               </w:rPr>
-              <w:instrText xml:space="preserve"> PAGEREF _Toc241481928 \h </w:instrText>
-            </w:r>
-            <w:r>
-              <w:rPr>
-                <w:rFonts w:ascii="Times New Roman" w:hAnsi="Times New Roman" w:cs="Times New Roman"/>
+              <w:instrText xml:space="preserve"> PAGEREF _Toc243652041 \h </w:instrText>
+            </w:r>
+            <w:r>
+              <w:rPr>
                 <w:noProof/>
                 <w:webHidden/>
               </w:rPr>
             </w:r>
             <w:r>
               <w:rPr>
-                <w:rFonts w:ascii="Times New Roman" w:hAnsi="Times New Roman" w:cs="Times New Roman"/>
                 <w:noProof/>
                 <w:webHidden/>
               </w:rPr>
@@ -370,7 +358,6 @@
             </w:r>
             <w:r>
               <w:rPr>
-                <w:rFonts w:ascii="Times New Roman" w:hAnsi="Times New Roman" w:cs="Times New Roman"/>
                 <w:noProof/>
                 <w:webHidden/>
               </w:rPr>
@@ -378,7 +365,6 @@
             </w:r>
             <w:r>
               <w:rPr>
-                <w:rFonts w:ascii="Times New Roman" w:hAnsi="Times New Roman" w:cs="Times New Roman"/>
                 <w:noProof/>
                 <w:webHidden/>
               </w:rPr>
@@ -393,7 +379,7 @@
               <w:tab w:val="right" w:leader="dot" w:pos="8296"/>
             </w:tabs>
             <w:rPr>
-              <w:rFonts w:ascii="Times New Roman" w:hAnsi="Times New Roman" w:cs="Times New Roman"/>
+              <w:rFonts w:asciiTheme="minorHAnsi" w:hAnsiTheme="minorHAnsi"/>
               <w:noProof/>
               <w:kern w:val="2"/>
               <w:sz w:val="24"/>
@@ -402,18 +388,17 @@
               <w14:ligatures w14:val="standardContextual"/>
             </w:rPr>
           </w:pPr>
-          <w:hyperlink w:anchor="_Toc241481929" w:history="1">
+          <w:hyperlink w:anchor="_Toc243652042" w:history="1">
             <w:r>
               <w:rPr>
                 <w:rStyle w:val="Hyperlink"/>
-                <w:rFonts w:ascii="Times New Roman" w:hAnsi="Times New Roman" w:cs="Times New Roman"/>
+                <w:rFonts w:cs="Times New Roman"/>
                 <w:noProof/>
               </w:rPr>
               <w:t>3. Core Values</w:t>
             </w:r>
             <w:r>
               <w:rPr>
-                <w:rFonts w:ascii="Times New Roman" w:hAnsi="Times New Roman" w:cs="Times New Roman"/>
                 <w:noProof/>
                 <w:webHidden/>
               </w:rPr>
@@ -421,7 +406,6 @@
             </w:r>
             <w:r>
               <w:rPr>
-                <w:rFonts w:ascii="Times New Roman" w:hAnsi="Times New Roman" w:cs="Times New Roman"/>
                 <w:noProof/>
                 <w:webHidden/>
               </w:rPr>
@@ -429,22 +413,19 @@
             </w:r>
             <w:r>
               <w:rPr>
-                <w:rFonts w:ascii="Times New Roman" w:hAnsi="Times New Roman" w:cs="Times New Roman"/>
                 <w:noProof/>
                 <w:webHidden/>
               </w:rPr>
-              <w:instrText xml:space="preserve"> PAGEREF _Toc241481929 \h </w:instrText>
-            </w:r>
-            <w:r>
-              <w:rPr>
-                <w:rFonts w:ascii="Times New Roman" w:hAnsi="Times New Roman" w:cs="Times New Roman"/>
+              <w:instrText xml:space="preserve"> PAGEREF _Toc243652042 \h </w:instrText>
+            </w:r>
+            <w:r>
+              <w:rPr>
                 <w:noProof/>
                 <w:webHidden/>
               </w:rPr>
             </w:r>
             <w:r>
               <w:rPr>
-                <w:rFonts w:ascii="Times New Roman" w:hAnsi="Times New Roman" w:cs="Times New Roman"/>
                 <w:noProof/>
                 <w:webHidden/>
               </w:rPr>
@@ -452,7 +433,6 @@
             </w:r>
             <w:r>
               <w:rPr>
-                <w:rFonts w:ascii="Times New Roman" w:hAnsi="Times New Roman" w:cs="Times New Roman"/>
                 <w:noProof/>
                 <w:webHidden/>
               </w:rPr>
@@ -460,7 +440,6 @@
             </w:r>
             <w:r>
               <w:rPr>
-                <w:rFonts w:ascii="Times New Roman" w:hAnsi="Times New Roman" w:cs="Times New Roman"/>
                 <w:noProof/>
                 <w:webHidden/>
               </w:rPr>
@@ -475,7 +454,7 @@
               <w:tab w:val="right" w:leader="dot" w:pos="8296"/>
             </w:tabs>
             <w:rPr>
-              <w:rFonts w:ascii="Times New Roman" w:hAnsi="Times New Roman" w:cs="Times New Roman"/>
+              <w:rFonts w:asciiTheme="minorHAnsi" w:hAnsiTheme="minorHAnsi"/>
               <w:noProof/>
               <w:kern w:val="2"/>
               <w:sz w:val="24"/>
@@ -484,18 +463,17 @@
               <w14:ligatures w14:val="standardContextual"/>
             </w:rPr>
           </w:pPr>
-          <w:hyperlink w:anchor="_Toc241481930" w:history="1">
+          <w:hyperlink w:anchor="_Toc243652043" w:history="1">
             <w:r>
               <w:rPr>
                 <w:rStyle w:val="Hyperlink"/>
-                <w:rFonts w:ascii="Times New Roman" w:hAnsi="Times New Roman" w:cs="Times New Roman"/>
+                <w:rFonts w:cs="Times New Roman"/>
                 <w:noProof/>
               </w:rPr>
               <w:t>4. Organizational Structure</w:t>
             </w:r>
             <w:r>
               <w:rPr>
-                <w:rFonts w:ascii="Times New Roman" w:hAnsi="Times New Roman" w:cs="Times New Roman"/>
                 <w:noProof/>
                 <w:webHidden/>
               </w:rPr>
@@ -503,7 +481,6 @@
             </w:r>
             <w:r>
               <w:rPr>
-                <w:rFonts w:ascii="Times New Roman" w:hAnsi="Times New Roman" w:cs="Times New Roman"/>
                 <w:noProof/>
                 <w:webHidden/>
               </w:rPr>
@@ -511,22 +488,19 @@
             </w:r>
             <w:r>
               <w:rPr>
-                <w:rFonts w:ascii="Times New Roman" w:hAnsi="Times New Roman" w:cs="Times New Roman"/>
                 <w:noProof/>
                 <w:webHidden/>
               </w:rPr>
-              <w:instrText xml:space="preserve"> PAGEREF _Toc241481930 \h </w:instrText>
-            </w:r>
-            <w:r>
-              <w:rPr>
-                <w:rFonts w:ascii="Times New Roman" w:hAnsi="Times New Roman" w:cs="Times New Roman"/>
+              <w:instrText xml:space="preserve"> PAGEREF _Toc243652043 \h </w:instrText>
+            </w:r>
+            <w:r>
+              <w:rPr>
                 <w:noProof/>
                 <w:webHidden/>
               </w:rPr>
             </w:r>
             <w:r>
               <w:rPr>
-                <w:rFonts w:ascii="Times New Roman" w:hAnsi="Times New Roman" w:cs="Times New Roman"/>
                 <w:noProof/>
                 <w:webHidden/>
               </w:rPr>
@@ -534,7 +508,6 @@
             </w:r>
             <w:r>
               <w:rPr>
-                <w:rFonts w:ascii="Times New Roman" w:hAnsi="Times New Roman" w:cs="Times New Roman"/>
                 <w:noProof/>
                 <w:webHidden/>
               </w:rPr>
@@ -542,7 +515,6 @@
             </w:r>
             <w:r>
               <w:rPr>
-                <w:rFonts w:ascii="Times New Roman" w:hAnsi="Times New Roman" w:cs="Times New Roman"/>
                 <w:noProof/>
                 <w:webHidden/>
               </w:rPr>
@@ -557,7 +529,7 @@
               <w:tab w:val="right" w:leader="dot" w:pos="8296"/>
             </w:tabs>
             <w:rPr>
-              <w:rFonts w:ascii="Times New Roman" w:hAnsi="Times New Roman" w:cs="Times New Roman"/>
+              <w:rFonts w:asciiTheme="minorHAnsi" w:hAnsiTheme="minorHAnsi"/>
               <w:noProof/>
               <w:kern w:val="2"/>
               <w:sz w:val="24"/>
@@ -566,7 +538,7 @@
               <w14:ligatures w14:val="standardContextual"/>
             </w:rPr>
           </w:pPr>
-          <w:hyperlink w:anchor="_Toc241481931" w:history="1">
+          <w:hyperlink w:anchor="_Toc243652044" w:history="1">
             <w:r>
               <w:rPr>
                 <w:rStyle w:val="Hyperlink"/>
@@ -577,7 +549,6 @@
             </w:r>
             <w:r>
               <w:rPr>
-                <w:rFonts w:ascii="Times New Roman" w:hAnsi="Times New Roman" w:cs="Times New Roman"/>
                 <w:noProof/>
                 <w:webHidden/>
               </w:rPr>
@@ -585,7 +556,6 @@
             </w:r>
             <w:r>
               <w:rPr>
-                <w:rFonts w:ascii="Times New Roman" w:hAnsi="Times New Roman" w:cs="Times New Roman"/>
                 <w:noProof/>
                 <w:webHidden/>
               </w:rPr>
@@ -593,22 +563,19 @@
             </w:r>
             <w:r>
               <w:rPr>
-                <w:rFonts w:ascii="Times New Roman" w:hAnsi="Times New Roman" w:cs="Times New Roman"/>
                 <w:noProof/>
                 <w:webHidden/>
               </w:rPr>
-              <w:instrText xml:space="preserve"> PAGEREF _Toc241481931 \h </w:instrText>
-            </w:r>
-            <w:r>
-              <w:rPr>
-                <w:rFonts w:ascii="Times New Roman" w:hAnsi="Times New Roman" w:cs="Times New Roman"/>
+              <w:instrText xml:space="preserve"> PAGEREF _Toc243652044 \h </w:instrText>
+            </w:r>
+            <w:r>
+              <w:rPr>
                 <w:noProof/>
                 <w:webHidden/>
               </w:rPr>
             </w:r>
             <w:r>
               <w:rPr>
-                <w:rFonts w:ascii="Times New Roman" w:hAnsi="Times New Roman" w:cs="Times New Roman"/>
                 <w:noProof/>
                 <w:webHidden/>
               </w:rPr>
@@ -616,7 +583,6 @@
             </w:r>
             <w:r>
               <w:rPr>
-                <w:rFonts w:ascii="Times New Roman" w:hAnsi="Times New Roman" w:cs="Times New Roman"/>
                 <w:noProof/>
                 <w:webHidden/>
               </w:rPr>
@@ -624,7 +590,6 @@
             </w:r>
             <w:r>
               <w:rPr>
-                <w:rFonts w:ascii="Times New Roman" w:hAnsi="Times New Roman" w:cs="Times New Roman"/>
                 <w:noProof/>
                 <w:webHidden/>
               </w:rPr>
@@ -639,7 +604,7 @@
               <w:tab w:val="right" w:leader="dot" w:pos="8296"/>
             </w:tabs>
             <w:rPr>
-              <w:rFonts w:ascii="Times New Roman" w:hAnsi="Times New Roman" w:cs="Times New Roman"/>
+              <w:rFonts w:asciiTheme="minorHAnsi" w:hAnsiTheme="minorHAnsi"/>
               <w:noProof/>
               <w:kern w:val="2"/>
               <w:sz w:val="24"/>
@@ -648,7 +613,7 @@
               <w14:ligatures w14:val="standardContextual"/>
             </w:rPr>
           </w:pPr>
-          <w:hyperlink w:anchor="_Toc241481932" w:history="1">
+          <w:hyperlink w:anchor="_Toc243652045" w:history="1">
             <w:r>
               <w:rPr>
                 <w:rStyle w:val="Hyperlink"/>
@@ -659,7 +624,6 @@
             </w:r>
             <w:r>
               <w:rPr>
-                <w:rFonts w:ascii="Times New Roman" w:hAnsi="Times New Roman" w:cs="Times New Roman"/>
                 <w:noProof/>
                 <w:webHidden/>
               </w:rPr>
@@ -667,7 +631,6 @@
             </w:r>
             <w:r>
               <w:rPr>
-                <w:rFonts w:ascii="Times New Roman" w:hAnsi="Times New Roman" w:cs="Times New Roman"/>
                 <w:noProof/>
                 <w:webHidden/>
               </w:rPr>
@@ -675,22 +638,19 @@
             </w:r>
             <w:r>
               <w:rPr>
-                <w:rFonts w:ascii="Times New Roman" w:hAnsi="Times New Roman" w:cs="Times New Roman"/>
                 <w:noProof/>
                 <w:webHidden/>
               </w:rPr>
-              <w:instrText xml:space="preserve"> PAGEREF _Toc241481932 \h </w:instrText>
-            </w:r>
-            <w:r>
-              <w:rPr>
-                <w:rFonts w:ascii="Times New Roman" w:hAnsi="Times New Roman" w:cs="Times New Roman"/>
+              <w:instrText xml:space="preserve"> PAGEREF _Toc243652045 \h </w:instrText>
+            </w:r>
+            <w:r>
+              <w:rPr>
                 <w:noProof/>
                 <w:webHidden/>
               </w:rPr>
             </w:r>
             <w:r>
               <w:rPr>
-                <w:rFonts w:ascii="Times New Roman" w:hAnsi="Times New Roman" w:cs="Times New Roman"/>
                 <w:noProof/>
                 <w:webHidden/>
               </w:rPr>
@@ -698,7 +658,6 @@
             </w:r>
             <w:r>
               <w:rPr>
-                <w:rFonts w:ascii="Times New Roman" w:hAnsi="Times New Roman" w:cs="Times New Roman"/>
                 <w:noProof/>
                 <w:webHidden/>
               </w:rPr>
@@ -706,7 +665,6 @@
             </w:r>
             <w:r>
               <w:rPr>
-                <w:rFonts w:ascii="Times New Roman" w:hAnsi="Times New Roman" w:cs="Times New Roman"/>
                 <w:noProof/>
                 <w:webHidden/>
               </w:rPr>
@@ -721,7 +679,7 @@
               <w:tab w:val="right" w:leader="dot" w:pos="8296"/>
             </w:tabs>
             <w:rPr>
-              <w:rFonts w:ascii="Times New Roman" w:hAnsi="Times New Roman" w:cs="Times New Roman"/>
+              <w:rFonts w:asciiTheme="minorHAnsi" w:hAnsiTheme="minorHAnsi"/>
               <w:noProof/>
               <w:kern w:val="2"/>
               <w:sz w:val="24"/>
@@ -730,18 +688,17 @@
               <w14:ligatures w14:val="standardContextual"/>
             </w:rPr>
           </w:pPr>
-          <w:hyperlink w:anchor="_Toc241481933" w:history="1">
+          <w:hyperlink w:anchor="_Toc243652046" w:history="1">
             <w:r>
               <w:rPr>
                 <w:rStyle w:val="Hyperlink"/>
-                <w:rFonts w:ascii="Times New Roman" w:hAnsi="Times New Roman" w:cs="Times New Roman"/>
+                <w:rFonts w:cs="Times New Roman"/>
                 <w:noProof/>
               </w:rPr>
               <w:t>5. Membership and Recognition</w:t>
             </w:r>
             <w:r>
               <w:rPr>
-                <w:rFonts w:ascii="Times New Roman" w:hAnsi="Times New Roman" w:cs="Times New Roman"/>
                 <w:noProof/>
                 <w:webHidden/>
               </w:rPr>
@@ -749,7 +706,6 @@
             </w:r>
             <w:r>
               <w:rPr>
-                <w:rFonts w:ascii="Times New Roman" w:hAnsi="Times New Roman" w:cs="Times New Roman"/>
                 <w:noProof/>
                 <w:webHidden/>
               </w:rPr>
@@ -757,22 +713,19 @@
             </w:r>
             <w:r>
               <w:rPr>
-                <w:rFonts w:ascii="Times New Roman" w:hAnsi="Times New Roman" w:cs="Times New Roman"/>
                 <w:noProof/>
                 <w:webHidden/>
               </w:rPr>
-              <w:instrText xml:space="preserve"> PAGEREF _Toc241481933 \h </w:instrText>
-            </w:r>
-            <w:r>
-              <w:rPr>
-                <w:rFonts w:ascii="Times New Roman" w:hAnsi="Times New Roman" w:cs="Times New Roman"/>
+              <w:instrText xml:space="preserve"> PAGEREF _Toc243652046 \h </w:instrText>
+            </w:r>
+            <w:r>
+              <w:rPr>
                 <w:noProof/>
                 <w:webHidden/>
               </w:rPr>
             </w:r>
             <w:r>
               <w:rPr>
-                <w:rFonts w:ascii="Times New Roman" w:hAnsi="Times New Roman" w:cs="Times New Roman"/>
                 <w:noProof/>
                 <w:webHidden/>
               </w:rPr>
@@ -780,7 +733,6 @@
             </w:r>
             <w:r>
               <w:rPr>
-                <w:rFonts w:ascii="Times New Roman" w:hAnsi="Times New Roman" w:cs="Times New Roman"/>
                 <w:noProof/>
                 <w:webHidden/>
               </w:rPr>
@@ -788,7 +740,6 @@
             </w:r>
             <w:r>
               <w:rPr>
-                <w:rFonts w:ascii="Times New Roman" w:hAnsi="Times New Roman" w:cs="Times New Roman"/>
                 <w:noProof/>
                 <w:webHidden/>
               </w:rPr>
@@ -803,7 +754,7 @@
               <w:tab w:val="right" w:leader="dot" w:pos="8296"/>
             </w:tabs>
             <w:rPr>
-              <w:rFonts w:ascii="Times New Roman" w:hAnsi="Times New Roman" w:cs="Times New Roman"/>
+              <w:rFonts w:asciiTheme="minorHAnsi" w:hAnsiTheme="minorHAnsi"/>
               <w:noProof/>
               <w:kern w:val="2"/>
               <w:sz w:val="24"/>
@@ -812,7 +763,7 @@
               <w14:ligatures w14:val="standardContextual"/>
             </w:rPr>
           </w:pPr>
-          <w:hyperlink w:anchor="_Toc241481934" w:history="1">
+          <w:hyperlink w:anchor="_Toc243652047" w:history="1">
             <w:r>
               <w:rPr>
                 <w:rStyle w:val="Hyperlink"/>
@@ -823,7 +774,6 @@
             </w:r>
             <w:r>
               <w:rPr>
-                <w:rFonts w:ascii="Times New Roman" w:hAnsi="Times New Roman" w:cs="Times New Roman"/>
                 <w:noProof/>
                 <w:webHidden/>
               </w:rPr>
@@ -831,7 +781,6 @@
             </w:r>
             <w:r>
               <w:rPr>
-                <w:rFonts w:ascii="Times New Roman" w:hAnsi="Times New Roman" w:cs="Times New Roman"/>
                 <w:noProof/>
                 <w:webHidden/>
               </w:rPr>
@@ -839,22 +788,19 @@
             </w:r>
             <w:r>
               <w:rPr>
-                <w:rFonts w:ascii="Times New Roman" w:hAnsi="Times New Roman" w:cs="Times New Roman"/>
                 <w:noProof/>
                 <w:webHidden/>
               </w:rPr>
-              <w:instrText xml:space="preserve"> PAGEREF _Toc241481934 \h </w:instrText>
-            </w:r>
-            <w:r>
-              <w:rPr>
-                <w:rFonts w:ascii="Times New Roman" w:hAnsi="Times New Roman" w:cs="Times New Roman"/>
+              <w:instrText xml:space="preserve"> PAGEREF _Toc243652047 \h </w:instrText>
+            </w:r>
+            <w:r>
+              <w:rPr>
                 <w:noProof/>
                 <w:webHidden/>
               </w:rPr>
             </w:r>
             <w:r>
               <w:rPr>
-                <w:rFonts w:ascii="Times New Roman" w:hAnsi="Times New Roman" w:cs="Times New Roman"/>
                 <w:noProof/>
                 <w:webHidden/>
               </w:rPr>
@@ -862,7 +808,6 @@
             </w:r>
             <w:r>
               <w:rPr>
-                <w:rFonts w:ascii="Times New Roman" w:hAnsi="Times New Roman" w:cs="Times New Roman"/>
                 <w:noProof/>
                 <w:webHidden/>
               </w:rPr>
@@ -870,7 +815,6 @@
             </w:r>
             <w:r>
               <w:rPr>
-                <w:rFonts w:ascii="Times New Roman" w:hAnsi="Times New Roman" w:cs="Times New Roman"/>
                 <w:noProof/>
                 <w:webHidden/>
               </w:rPr>
@@ -885,7 +829,7 @@
               <w:tab w:val="right" w:leader="dot" w:pos="8296"/>
             </w:tabs>
             <w:rPr>
-              <w:rFonts w:ascii="Times New Roman" w:hAnsi="Times New Roman" w:cs="Times New Roman"/>
+              <w:rFonts w:asciiTheme="minorHAnsi" w:hAnsiTheme="minorHAnsi"/>
               <w:noProof/>
               <w:kern w:val="2"/>
               <w:sz w:val="24"/>
@@ -894,7 +838,7 @@
               <w14:ligatures w14:val="standardContextual"/>
             </w:rPr>
           </w:pPr>
-          <w:hyperlink w:anchor="_Toc241481935" w:history="1">
+          <w:hyperlink w:anchor="_Toc243652048" w:history="1">
             <w:r>
               <w:rPr>
                 <w:rStyle w:val="Hyperlink"/>
@@ -905,7 +849,6 @@
             </w:r>
             <w:r>
               <w:rPr>
-                <w:rFonts w:ascii="Times New Roman" w:hAnsi="Times New Roman" w:cs="Times New Roman"/>
                 <w:noProof/>
                 <w:webHidden/>
               </w:rPr>
@@ -913,7 +856,6 @@
             </w:r>
             <w:r>
               <w:rPr>
-                <w:rFonts w:ascii="Times New Roman" w:hAnsi="Times New Roman" w:cs="Times New Roman"/>
                 <w:noProof/>
                 <w:webHidden/>
               </w:rPr>
@@ -921,22 +863,19 @@
             </w:r>
             <w:r>
               <w:rPr>
-                <w:rFonts w:ascii="Times New Roman" w:hAnsi="Times New Roman" w:cs="Times New Roman"/>
                 <w:noProof/>
                 <w:webHidden/>
               </w:rPr>
-              <w:instrText xml:space="preserve"> PAGEREF _Toc241481935 \h </w:instrText>
-            </w:r>
-            <w:r>
-              <w:rPr>
-                <w:rFonts w:ascii="Times New Roman" w:hAnsi="Times New Roman" w:cs="Times New Roman"/>
+              <w:instrText xml:space="preserve"> PAGEREF _Toc243652048 \h </w:instrText>
+            </w:r>
+            <w:r>
+              <w:rPr>
                 <w:noProof/>
                 <w:webHidden/>
               </w:rPr>
             </w:r>
             <w:r>
               <w:rPr>
-                <w:rFonts w:ascii="Times New Roman" w:hAnsi="Times New Roman" w:cs="Times New Roman"/>
                 <w:noProof/>
                 <w:webHidden/>
               </w:rPr>
@@ -944,7 +883,6 @@
             </w:r>
             <w:r>
               <w:rPr>
-                <w:rFonts w:ascii="Times New Roman" w:hAnsi="Times New Roman" w:cs="Times New Roman"/>
                 <w:noProof/>
                 <w:webHidden/>
               </w:rPr>
@@ -952,7 +890,6 @@
             </w:r>
             <w:r>
               <w:rPr>
-                <w:rFonts w:ascii="Times New Roman" w:hAnsi="Times New Roman" w:cs="Times New Roman"/>
                 <w:noProof/>
                 <w:webHidden/>
               </w:rPr>
@@ -967,7 +904,7 @@
               <w:tab w:val="right" w:leader="dot" w:pos="8296"/>
             </w:tabs>
             <w:rPr>
-              <w:rFonts w:ascii="Times New Roman" w:hAnsi="Times New Roman" w:cs="Times New Roman"/>
+              <w:rFonts w:asciiTheme="minorHAnsi" w:hAnsiTheme="minorHAnsi"/>
               <w:noProof/>
               <w:kern w:val="2"/>
               <w:sz w:val="24"/>
@@ -976,18 +913,17 @@
               <w14:ligatures w14:val="standardContextual"/>
             </w:rPr>
           </w:pPr>
-          <w:hyperlink w:anchor="_Toc241481936" w:history="1">
+          <w:hyperlink w:anchor="_Toc243652049" w:history="1">
             <w:r>
               <w:rPr>
                 <w:rStyle w:val="Hyperlink"/>
-                <w:rFonts w:ascii="Times New Roman" w:hAnsi="Times New Roman" w:cs="Times New Roman"/>
+                <w:rFonts w:cs="Times New Roman"/>
                 <w:noProof/>
               </w:rPr>
               <w:t>6. Core Activities and Functions</w:t>
             </w:r>
             <w:r>
               <w:rPr>
-                <w:rFonts w:ascii="Times New Roman" w:hAnsi="Times New Roman" w:cs="Times New Roman"/>
                 <w:noProof/>
                 <w:webHidden/>
               </w:rPr>
@@ -995,7 +931,6 @@
             </w:r>
             <w:r>
               <w:rPr>
-                <w:rFonts w:ascii="Times New Roman" w:hAnsi="Times New Roman" w:cs="Times New Roman"/>
                 <w:noProof/>
                 <w:webHidden/>
               </w:rPr>
@@ -1003,22 +938,19 @@
             </w:r>
             <w:r>
               <w:rPr>
-                <w:rFonts w:ascii="Times New Roman" w:hAnsi="Times New Roman" w:cs="Times New Roman"/>
                 <w:noProof/>
                 <w:webHidden/>
               </w:rPr>
-              <w:instrText xml:space="preserve"> PAGEREF _Toc241481936 \h </w:instrText>
-            </w:r>
-            <w:r>
-              <w:rPr>
-                <w:rFonts w:ascii="Times New Roman" w:hAnsi="Times New Roman" w:cs="Times New Roman"/>
+              <w:instrText xml:space="preserve"> PAGEREF _Toc243652049 \h </w:instrText>
+            </w:r>
+            <w:r>
+              <w:rPr>
                 <w:noProof/>
                 <w:webHidden/>
               </w:rPr>
             </w:r>
             <w:r>
               <w:rPr>
-                <w:rFonts w:ascii="Times New Roman" w:hAnsi="Times New Roman" w:cs="Times New Roman"/>
                 <w:noProof/>
                 <w:webHidden/>
               </w:rPr>
@@ -1026,7 +958,6 @@
             </w:r>
             <w:r>
               <w:rPr>
-                <w:rFonts w:ascii="Times New Roman" w:hAnsi="Times New Roman" w:cs="Times New Roman"/>
                 <w:noProof/>
                 <w:webHidden/>
               </w:rPr>
@@ -1034,7 +965,6 @@
             </w:r>
             <w:r>
               <w:rPr>
-                <w:rFonts w:ascii="Times New Roman" w:hAnsi="Times New Roman" w:cs="Times New Roman"/>
                 <w:noProof/>
                 <w:webHidden/>
               </w:rPr>
@@ -1049,7 +979,7 @@
               <w:tab w:val="right" w:leader="dot" w:pos="8296"/>
             </w:tabs>
             <w:rPr>
-              <w:rFonts w:ascii="Times New Roman" w:hAnsi="Times New Roman" w:cs="Times New Roman"/>
+              <w:rFonts w:asciiTheme="minorHAnsi" w:hAnsiTheme="minorHAnsi"/>
               <w:noProof/>
               <w:kern w:val="2"/>
               <w:sz w:val="24"/>
@@ -1058,7 +988,7 @@
               <w14:ligatures w14:val="standardContextual"/>
             </w:rPr>
           </w:pPr>
-          <w:hyperlink w:anchor="_Toc241481937" w:history="1">
+          <w:hyperlink w:anchor="_Toc243652050" w:history="1">
             <w:r>
               <w:rPr>
                 <w:rStyle w:val="Hyperlink"/>
@@ -1069,7 +999,6 @@
             </w:r>
             <w:r>
               <w:rPr>
-                <w:rFonts w:ascii="Times New Roman" w:hAnsi="Times New Roman" w:cs="Times New Roman"/>
                 <w:noProof/>
                 <w:webHidden/>
               </w:rPr>
@@ -1077,7 +1006,6 @@
             </w:r>
             <w:r>
               <w:rPr>
-                <w:rFonts w:ascii="Times New Roman" w:hAnsi="Times New Roman" w:cs="Times New Roman"/>
                 <w:noProof/>
                 <w:webHidden/>
               </w:rPr>
@@ -1085,22 +1013,19 @@
             </w:r>
             <w:r>
               <w:rPr>
-                <w:rFonts w:ascii="Times New Roman" w:hAnsi="Times New Roman" w:cs="Times New Roman"/>
                 <w:noProof/>
                 <w:webHidden/>
               </w:rPr>
-              <w:instrText xml:space="preserve"> PAGEREF _Toc241481937 \h </w:instrText>
-            </w:r>
-            <w:r>
-              <w:rPr>
-                <w:rFonts w:ascii="Times New Roman" w:hAnsi="Times New Roman" w:cs="Times New Roman"/>
+              <w:instrText xml:space="preserve"> PAGEREF _Toc243652050 \h </w:instrText>
+            </w:r>
+            <w:r>
+              <w:rPr>
                 <w:noProof/>
                 <w:webHidden/>
               </w:rPr>
             </w:r>
             <w:r>
               <w:rPr>
-                <w:rFonts w:ascii="Times New Roman" w:hAnsi="Times New Roman" w:cs="Times New Roman"/>
                 <w:noProof/>
                 <w:webHidden/>
               </w:rPr>
@@ -1108,7 +1033,6 @@
             </w:r>
             <w:r>
               <w:rPr>
-                <w:rFonts w:ascii="Times New Roman" w:hAnsi="Times New Roman" w:cs="Times New Roman"/>
                 <w:noProof/>
                 <w:webHidden/>
               </w:rPr>
@@ -1116,7 +1040,6 @@
             </w:r>
             <w:r>
               <w:rPr>
-                <w:rFonts w:ascii="Times New Roman" w:hAnsi="Times New Roman" w:cs="Times New Roman"/>
                 <w:noProof/>
                 <w:webHidden/>
               </w:rPr>
@@ -1131,7 +1054,7 @@
               <w:tab w:val="right" w:leader="dot" w:pos="8296"/>
             </w:tabs>
             <w:rPr>
-              <w:rFonts w:ascii="Times New Roman" w:hAnsi="Times New Roman" w:cs="Times New Roman"/>
+              <w:rFonts w:asciiTheme="minorHAnsi" w:hAnsiTheme="minorHAnsi"/>
               <w:noProof/>
               <w:kern w:val="2"/>
               <w:sz w:val="24"/>
@@ -1140,7 +1063,7 @@
               <w14:ligatures w14:val="standardContextual"/>
             </w:rPr>
           </w:pPr>
-          <w:hyperlink w:anchor="_Toc241481938" w:history="1">
+          <w:hyperlink w:anchor="_Toc243652051" w:history="1">
             <w:r>
               <w:rPr>
                 <w:rStyle w:val="Hyperlink"/>
@@ -1151,7 +1074,6 @@
             </w:r>
             <w:r>
               <w:rPr>
-                <w:rFonts w:ascii="Times New Roman" w:hAnsi="Times New Roman" w:cs="Times New Roman"/>
                 <w:noProof/>
                 <w:webHidden/>
               </w:rPr>
@@ -1159,7 +1081,6 @@
             </w:r>
             <w:r>
               <w:rPr>
-                <w:rFonts w:ascii="Times New Roman" w:hAnsi="Times New Roman" w:cs="Times New Roman"/>
                 <w:noProof/>
                 <w:webHidden/>
               </w:rPr>
@@ -1167,22 +1088,19 @@
             </w:r>
             <w:r>
               <w:rPr>
-                <w:rFonts w:ascii="Times New Roman" w:hAnsi="Times New Roman" w:cs="Times New Roman"/>
                 <w:noProof/>
                 <w:webHidden/>
               </w:rPr>
-              <w:instrText xml:space="preserve"> PAGEREF _Toc241481938 \h </w:instrText>
-            </w:r>
-            <w:r>
-              <w:rPr>
-                <w:rFonts w:ascii="Times New Roman" w:hAnsi="Times New Roman" w:cs="Times New Roman"/>
+              <w:instrText xml:space="preserve"> PAGEREF _Toc243652051 \h </w:instrText>
+            </w:r>
+            <w:r>
+              <w:rPr>
                 <w:noProof/>
                 <w:webHidden/>
               </w:rPr>
             </w:r>
             <w:r>
               <w:rPr>
-                <w:rFonts w:ascii="Times New Roman" w:hAnsi="Times New Roman" w:cs="Times New Roman"/>
                 <w:noProof/>
                 <w:webHidden/>
               </w:rPr>
@@ -1190,7 +1108,6 @@
             </w:r>
             <w:r>
               <w:rPr>
-                <w:rFonts w:ascii="Times New Roman" w:hAnsi="Times New Roman" w:cs="Times New Roman"/>
                 <w:noProof/>
                 <w:webHidden/>
               </w:rPr>
@@ -1198,7 +1115,6 @@
             </w:r>
             <w:r>
               <w:rPr>
-                <w:rFonts w:ascii="Times New Roman" w:hAnsi="Times New Roman" w:cs="Times New Roman"/>
                 <w:noProof/>
                 <w:webHidden/>
               </w:rPr>
@@ -1213,7 +1129,7 @@
               <w:tab w:val="right" w:leader="dot" w:pos="8296"/>
             </w:tabs>
             <w:rPr>
-              <w:rFonts w:ascii="Times New Roman" w:hAnsi="Times New Roman" w:cs="Times New Roman"/>
+              <w:rFonts w:asciiTheme="minorHAnsi" w:hAnsiTheme="minorHAnsi"/>
               <w:noProof/>
               <w:kern w:val="2"/>
               <w:sz w:val="24"/>
@@ -1222,18 +1138,17 @@
               <w14:ligatures w14:val="standardContextual"/>
             </w:rPr>
           </w:pPr>
-          <w:hyperlink w:anchor="_Toc241481939" w:history="1">
+          <w:hyperlink w:anchor="_Toc243652052" w:history="1">
             <w:r>
               <w:rPr>
                 <w:rStyle w:val="Hyperlink"/>
                 <w:rFonts w:ascii="Times New Roman" w:hAnsi="Times New Roman" w:cs="Times New Roman"/>
                 <w:noProof/>
               </w:rPr>
-              <w:t>IT Quizzes</w:t>
-            </w:r>
-            <w:r>
-              <w:rPr>
-                <w:rFonts w:ascii="Times New Roman" w:hAnsi="Times New Roman" w:cs="Times New Roman"/>
+              <w:t>Field Visits</w:t>
+            </w:r>
+            <w:r>
+              <w:rPr>
                 <w:noProof/>
                 <w:webHidden/>
               </w:rPr>
@@ -1241,7 +1156,6 @@
             </w:r>
             <w:r>
               <w:rPr>
-                <w:rFonts w:ascii="Times New Roman" w:hAnsi="Times New Roman" w:cs="Times New Roman"/>
                 <w:noProof/>
                 <w:webHidden/>
               </w:rPr>
@@ -1249,22 +1163,19 @@
             </w:r>
             <w:r>
               <w:rPr>
-                <w:rFonts w:ascii="Times New Roman" w:hAnsi="Times New Roman" w:cs="Times New Roman"/>
                 <w:noProof/>
                 <w:webHidden/>
               </w:rPr>
-              <w:instrText xml:space="preserve"> PAGEREF _Toc241481939 \h </w:instrText>
-            </w:r>
-            <w:r>
-              <w:rPr>
-                <w:rFonts w:ascii="Times New Roman" w:hAnsi="Times New Roman" w:cs="Times New Roman"/>
+              <w:instrText xml:space="preserve"> PAGEREF _Toc243652052 \h </w:instrText>
+            </w:r>
+            <w:r>
+              <w:rPr>
                 <w:noProof/>
                 <w:webHidden/>
               </w:rPr>
             </w:r>
             <w:r>
               <w:rPr>
-                <w:rFonts w:ascii="Times New Roman" w:hAnsi="Times New Roman" w:cs="Times New Roman"/>
                 <w:noProof/>
                 <w:webHidden/>
               </w:rPr>
@@ -1272,7 +1183,6 @@
             </w:r>
             <w:r>
               <w:rPr>
-                <w:rFonts w:ascii="Times New Roman" w:hAnsi="Times New Roman" w:cs="Times New Roman"/>
                 <w:noProof/>
                 <w:webHidden/>
               </w:rPr>
@@ -1280,89 +1190,6 @@
             </w:r>
             <w:r>
               <w:rPr>
-                <w:rFonts w:ascii="Times New Roman" w:hAnsi="Times New Roman" w:cs="Times New Roman"/>
-                <w:noProof/>
-                <w:webHidden/>
-              </w:rPr>
-              <w:fldChar w:fldCharType="end"/>
-            </w:r>
-          </w:hyperlink>
-        </w:p>
-        <w:p>
-          <w:pPr>
-            <w:pStyle w:val="TOC3"/>
-            <w:tabs>
-              <w:tab w:val="right" w:leader="dot" w:pos="8296"/>
-            </w:tabs>
-            <w:rPr>
-              <w:rFonts w:ascii="Times New Roman" w:hAnsi="Times New Roman" w:cs="Times New Roman"/>
-              <w:noProof/>
-              <w:kern w:val="2"/>
-              <w:sz w:val="24"/>
-              <w:szCs w:val="24"/>
-              <w:lang w:val="en-GB" w:eastAsia="en-GB"/>
-              <w14:ligatures w14:val="standardContextual"/>
-            </w:rPr>
-          </w:pPr>
-          <w:hyperlink w:anchor="_Toc241481940" w:history="1">
-            <w:r>
-              <w:rPr>
-                <w:rStyle w:val="Hyperlink"/>
-                <w:rFonts w:ascii="Times New Roman" w:hAnsi="Times New Roman" w:cs="Times New Roman"/>
-                <w:noProof/>
-              </w:rPr>
-              <w:t>Field Visits</w:t>
-            </w:r>
-            <w:r>
-              <w:rPr>
-                <w:rFonts w:ascii="Times New Roman" w:hAnsi="Times New Roman" w:cs="Times New Roman"/>
-                <w:noProof/>
-                <w:webHidden/>
-              </w:rPr>
-              <w:tab/>
-            </w:r>
-            <w:r>
-              <w:rPr>
-                <w:rFonts w:ascii="Times New Roman" w:hAnsi="Times New Roman" w:cs="Times New Roman"/>
-                <w:noProof/>
-                <w:webHidden/>
-              </w:rPr>
-              <w:fldChar w:fldCharType="begin"/>
-            </w:r>
-            <w:r>
-              <w:rPr>
-                <w:rFonts w:ascii="Times New Roman" w:hAnsi="Times New Roman" w:cs="Times New Roman"/>
-                <w:noProof/>
-                <w:webHidden/>
-              </w:rPr>
-              <w:instrText xml:space="preserve"> PAGEREF _Toc241481940 \h </w:instrText>
-            </w:r>
-            <w:r>
-              <w:rPr>
-                <w:rFonts w:ascii="Times New Roman" w:hAnsi="Times New Roman" w:cs="Times New Roman"/>
-                <w:noProof/>
-                <w:webHidden/>
-              </w:rPr>
-            </w:r>
-            <w:r>
-              <w:rPr>
-                <w:rFonts w:ascii="Times New Roman" w:hAnsi="Times New Roman" w:cs="Times New Roman"/>
-                <w:noProof/>
-                <w:webHidden/>
-              </w:rPr>
-              <w:fldChar w:fldCharType="separate"/>
-            </w:r>
-            <w:r>
-              <w:rPr>
-                <w:rFonts w:ascii="Times New Roman" w:hAnsi="Times New Roman" w:cs="Times New Roman"/>
-                <w:noProof/>
-                <w:webHidden/>
-              </w:rPr>
-              <w:t>4</w:t>
-            </w:r>
-            <w:r>
-              <w:rPr>
-                <w:rFonts w:ascii="Times New Roman" w:hAnsi="Times New Roman" w:cs="Times New Roman"/>
                 <w:noProof/>
                 <w:webHidden/>
               </w:rPr>
@@ -1377,7 +1204,7 @@
               <w:tab w:val="right" w:leader="dot" w:pos="8296"/>
             </w:tabs>
             <w:rPr>
-              <w:rFonts w:ascii="Times New Roman" w:hAnsi="Times New Roman" w:cs="Times New Roman"/>
+              <w:rFonts w:asciiTheme="minorHAnsi" w:hAnsiTheme="minorHAnsi"/>
               <w:noProof/>
               <w:kern w:val="2"/>
               <w:sz w:val="24"/>
@@ -1386,18 +1213,17 @@
               <w14:ligatures w14:val="standardContextual"/>
             </w:rPr>
           </w:pPr>
-          <w:hyperlink w:anchor="_Toc241481941" w:history="1">
+          <w:hyperlink w:anchor="_Toc243652053" w:history="1">
             <w:r>
               <w:rPr>
                 <w:rStyle w:val="Hyperlink"/>
-                <w:rFonts w:ascii="Times New Roman" w:hAnsi="Times New Roman" w:cs="Times New Roman"/>
+                <w:rFonts w:cs="Times New Roman"/>
                 <w:noProof/>
               </w:rPr>
-              <w:t>7. IT Day Exhibitions</w:t>
-            </w:r>
-            <w:r>
-              <w:rPr>
-                <w:rFonts w:ascii="Times New Roman" w:hAnsi="Times New Roman" w:cs="Times New Roman"/>
+              <w:t>7. IT Day  / Exhibitions</w:t>
+            </w:r>
+            <w:r>
+              <w:rPr>
                 <w:noProof/>
                 <w:webHidden/>
               </w:rPr>
@@ -1405,7 +1231,6 @@
             </w:r>
             <w:r>
               <w:rPr>
-                <w:rFonts w:ascii="Times New Roman" w:hAnsi="Times New Roman" w:cs="Times New Roman"/>
                 <w:noProof/>
                 <w:webHidden/>
               </w:rPr>
@@ -1413,22 +1238,19 @@
             </w:r>
             <w:r>
               <w:rPr>
-                <w:rFonts w:ascii="Times New Roman" w:hAnsi="Times New Roman" w:cs="Times New Roman"/>
                 <w:noProof/>
                 <w:webHidden/>
               </w:rPr>
-              <w:instrText xml:space="preserve"> PAGEREF _Toc241481941 \h </w:instrText>
-            </w:r>
-            <w:r>
-              <w:rPr>
-                <w:rFonts w:ascii="Times New Roman" w:hAnsi="Times New Roman" w:cs="Times New Roman"/>
+              <w:instrText xml:space="preserve"> PAGEREF _Toc243652053 \h </w:instrText>
+            </w:r>
+            <w:r>
+              <w:rPr>
                 <w:noProof/>
                 <w:webHidden/>
               </w:rPr>
             </w:r>
             <w:r>
               <w:rPr>
-                <w:rFonts w:ascii="Times New Roman" w:hAnsi="Times New Roman" w:cs="Times New Roman"/>
                 <w:noProof/>
                 <w:webHidden/>
               </w:rPr>
@@ -1436,7 +1258,6 @@
             </w:r>
             <w:r>
               <w:rPr>
-                <w:rFonts w:ascii="Times New Roman" w:hAnsi="Times New Roman" w:cs="Times New Roman"/>
                 <w:noProof/>
                 <w:webHidden/>
               </w:rPr>
@@ -1444,7 +1265,6 @@
             </w:r>
             <w:r>
               <w:rPr>
-                <w:rFonts w:ascii="Times New Roman" w:hAnsi="Times New Roman" w:cs="Times New Roman"/>
                 <w:noProof/>
                 <w:webHidden/>
               </w:rPr>
@@ -1459,7 +1279,7 @@
               <w:tab w:val="right" w:leader="dot" w:pos="8296"/>
             </w:tabs>
             <w:rPr>
-              <w:rFonts w:ascii="Times New Roman" w:hAnsi="Times New Roman" w:cs="Times New Roman"/>
+              <w:rFonts w:asciiTheme="minorHAnsi" w:hAnsiTheme="minorHAnsi"/>
               <w:noProof/>
               <w:kern w:val="2"/>
               <w:sz w:val="24"/>
@@ -1468,18 +1288,17 @@
               <w14:ligatures w14:val="standardContextual"/>
             </w:rPr>
           </w:pPr>
-          <w:hyperlink w:anchor="_Toc241481942" w:history="1">
+          <w:hyperlink w:anchor="_Toc243652054" w:history="1">
             <w:r>
               <w:rPr>
                 <w:rStyle w:val="Hyperlink"/>
-                <w:rFonts w:ascii="Times New Roman" w:hAnsi="Times New Roman" w:cs="Times New Roman"/>
+                <w:rFonts w:cs="Times New Roman"/>
                 <w:noProof/>
               </w:rPr>
               <w:t>8. Event Management and Budget Setting</w:t>
             </w:r>
             <w:r>
               <w:rPr>
-                <w:rFonts w:ascii="Times New Roman" w:hAnsi="Times New Roman" w:cs="Times New Roman"/>
                 <w:noProof/>
                 <w:webHidden/>
               </w:rPr>
@@ -1487,7 +1306,6 @@
             </w:r>
             <w:r>
               <w:rPr>
-                <w:rFonts w:ascii="Times New Roman" w:hAnsi="Times New Roman" w:cs="Times New Roman"/>
                 <w:noProof/>
                 <w:webHidden/>
               </w:rPr>
@@ -1495,22 +1313,19 @@
             </w:r>
             <w:r>
               <w:rPr>
-                <w:rFonts w:ascii="Times New Roman" w:hAnsi="Times New Roman" w:cs="Times New Roman"/>
                 <w:noProof/>
                 <w:webHidden/>
               </w:rPr>
-              <w:instrText xml:space="preserve"> PAGEREF _Toc241481942 \h </w:instrText>
-            </w:r>
-            <w:r>
-              <w:rPr>
-                <w:rFonts w:ascii="Times New Roman" w:hAnsi="Times New Roman" w:cs="Times New Roman"/>
+              <w:instrText xml:space="preserve"> PAGEREF _Toc243652054 \h </w:instrText>
+            </w:r>
+            <w:r>
+              <w:rPr>
                 <w:noProof/>
                 <w:webHidden/>
               </w:rPr>
             </w:r>
             <w:r>
               <w:rPr>
-                <w:rFonts w:ascii="Times New Roman" w:hAnsi="Times New Roman" w:cs="Times New Roman"/>
                 <w:noProof/>
                 <w:webHidden/>
               </w:rPr>
@@ -1518,7 +1333,6 @@
             </w:r>
             <w:r>
               <w:rPr>
-                <w:rFonts w:ascii="Times New Roman" w:hAnsi="Times New Roman" w:cs="Times New Roman"/>
                 <w:noProof/>
                 <w:webHidden/>
               </w:rPr>
@@ -1526,7 +1340,6 @@
             </w:r>
             <w:r>
               <w:rPr>
-                <w:rFonts w:ascii="Times New Roman" w:hAnsi="Times New Roman" w:cs="Times New Roman"/>
                 <w:noProof/>
                 <w:webHidden/>
               </w:rPr>
@@ -1541,7 +1354,7 @@
               <w:tab w:val="right" w:leader="dot" w:pos="8296"/>
             </w:tabs>
             <w:rPr>
-              <w:rFonts w:ascii="Times New Roman" w:hAnsi="Times New Roman" w:cs="Times New Roman"/>
+              <w:rFonts w:asciiTheme="minorHAnsi" w:hAnsiTheme="minorHAnsi"/>
               <w:noProof/>
               <w:kern w:val="2"/>
               <w:sz w:val="24"/>
@@ -1550,18 +1363,17 @@
               <w14:ligatures w14:val="standardContextual"/>
             </w:rPr>
           </w:pPr>
-          <w:hyperlink w:anchor="_Toc241481943" w:history="1">
+          <w:hyperlink w:anchor="_Toc243652055" w:history="1">
             <w:r>
               <w:rPr>
                 <w:rStyle w:val="Hyperlink"/>
-                <w:rFonts w:ascii="Times New Roman" w:hAnsi="Times New Roman" w:cs="Times New Roman"/>
+                <w:rFonts w:cs="Times New Roman"/>
                 <w:noProof/>
               </w:rPr>
-              <w:t>9. IT Society Meetings</w:t>
-            </w:r>
-            <w:r>
-              <w:rPr>
-                <w:rFonts w:ascii="Times New Roman" w:hAnsi="Times New Roman" w:cs="Times New Roman"/>
+              <w:t>9. Programming Club Meetings</w:t>
+            </w:r>
+            <w:r>
+              <w:rPr>
                 <w:noProof/>
                 <w:webHidden/>
               </w:rPr>
@@ -1569,7 +1381,6 @@
             </w:r>
             <w:r>
               <w:rPr>
-                <w:rFonts w:ascii="Times New Roman" w:hAnsi="Times New Roman" w:cs="Times New Roman"/>
                 <w:noProof/>
                 <w:webHidden/>
               </w:rPr>
@@ -1577,22 +1388,19 @@
             </w:r>
             <w:r>
               <w:rPr>
-                <w:rFonts w:ascii="Times New Roman" w:hAnsi="Times New Roman" w:cs="Times New Roman"/>
                 <w:noProof/>
                 <w:webHidden/>
               </w:rPr>
-              <w:instrText xml:space="preserve"> PAGEREF _Toc241481943 \h </w:instrText>
-            </w:r>
-            <w:r>
-              <w:rPr>
-                <w:rFonts w:ascii="Times New Roman" w:hAnsi="Times New Roman" w:cs="Times New Roman"/>
+              <w:instrText xml:space="preserve"> PAGEREF _Toc243652055 \h </w:instrText>
+            </w:r>
+            <w:r>
+              <w:rPr>
                 <w:noProof/>
                 <w:webHidden/>
               </w:rPr>
             </w:r>
             <w:r>
               <w:rPr>
-                <w:rFonts w:ascii="Times New Roman" w:hAnsi="Times New Roman" w:cs="Times New Roman"/>
                 <w:noProof/>
                 <w:webHidden/>
               </w:rPr>
@@ -1600,7 +1408,6 @@
             </w:r>
             <w:r>
               <w:rPr>
-                <w:rFonts w:ascii="Times New Roman" w:hAnsi="Times New Roman" w:cs="Times New Roman"/>
                 <w:noProof/>
                 <w:webHidden/>
               </w:rPr>
@@ -1608,7 +1415,6 @@
             </w:r>
             <w:r>
               <w:rPr>
-                <w:rFonts w:ascii="Times New Roman" w:hAnsi="Times New Roman" w:cs="Times New Roman"/>
                 <w:noProof/>
                 <w:webHidden/>
               </w:rPr>
@@ -1623,7 +1429,7 @@
               <w:tab w:val="right" w:leader="dot" w:pos="8296"/>
             </w:tabs>
             <w:rPr>
-              <w:rFonts w:ascii="Times New Roman" w:hAnsi="Times New Roman" w:cs="Times New Roman"/>
+              <w:rFonts w:asciiTheme="minorHAnsi" w:hAnsiTheme="minorHAnsi"/>
               <w:noProof/>
               <w:kern w:val="2"/>
               <w:sz w:val="24"/>
@@ -1632,18 +1438,17 @@
               <w14:ligatures w14:val="standardContextual"/>
             </w:rPr>
           </w:pPr>
-          <w:hyperlink w:anchor="_Toc241481944" w:history="1">
+          <w:hyperlink w:anchor="_Toc243652056" w:history="1">
             <w:r>
               <w:rPr>
                 <w:rStyle w:val="Hyperlink"/>
-                <w:rFonts w:ascii="Times New Roman" w:hAnsi="Times New Roman" w:cs="Times New Roman"/>
+                <w:rFonts w:cs="Times New Roman"/>
                 <w:noProof/>
               </w:rPr>
               <w:t>10. Monthly Reports and Documentation</w:t>
             </w:r>
             <w:r>
               <w:rPr>
-                <w:rFonts w:ascii="Times New Roman" w:hAnsi="Times New Roman" w:cs="Times New Roman"/>
                 <w:noProof/>
                 <w:webHidden/>
               </w:rPr>
@@ -1651,7 +1456,6 @@
             </w:r>
             <w:r>
               <w:rPr>
-                <w:rFonts w:ascii="Times New Roman" w:hAnsi="Times New Roman" w:cs="Times New Roman"/>
                 <w:noProof/>
                 <w:webHidden/>
               </w:rPr>
@@ -1659,22 +1463,19 @@
             </w:r>
             <w:r>
               <w:rPr>
-                <w:rFonts w:ascii="Times New Roman" w:hAnsi="Times New Roman" w:cs="Times New Roman"/>
                 <w:noProof/>
                 <w:webHidden/>
               </w:rPr>
-              <w:instrText xml:space="preserve"> PAGEREF _Toc241481944 \h </w:instrText>
-            </w:r>
-            <w:r>
-              <w:rPr>
-                <w:rFonts w:ascii="Times New Roman" w:hAnsi="Times New Roman" w:cs="Times New Roman"/>
+              <w:instrText xml:space="preserve"> PAGEREF _Toc243652056 \h </w:instrText>
+            </w:r>
+            <w:r>
+              <w:rPr>
                 <w:noProof/>
                 <w:webHidden/>
               </w:rPr>
             </w:r>
             <w:r>
               <w:rPr>
-                <w:rFonts w:ascii="Times New Roman" w:hAnsi="Times New Roman" w:cs="Times New Roman"/>
                 <w:noProof/>
                 <w:webHidden/>
               </w:rPr>
@@ -1682,7 +1483,6 @@
             </w:r>
             <w:r>
               <w:rPr>
-                <w:rFonts w:ascii="Times New Roman" w:hAnsi="Times New Roman" w:cs="Times New Roman"/>
                 <w:noProof/>
                 <w:webHidden/>
               </w:rPr>
@@ -1690,7 +1490,6 @@
             </w:r>
             <w:r>
               <w:rPr>
-                <w:rFonts w:ascii="Times New Roman" w:hAnsi="Times New Roman" w:cs="Times New Roman"/>
                 <w:noProof/>
                 <w:webHidden/>
               </w:rPr>
@@ -1705,7 +1504,7 @@
               <w:tab w:val="right" w:leader="dot" w:pos="8296"/>
             </w:tabs>
             <w:rPr>
-              <w:rFonts w:ascii="Times New Roman" w:hAnsi="Times New Roman" w:cs="Times New Roman"/>
+              <w:rFonts w:asciiTheme="minorHAnsi" w:hAnsiTheme="minorHAnsi"/>
               <w:noProof/>
               <w:kern w:val="2"/>
               <w:sz w:val="24"/>
@@ -1714,18 +1513,17 @@
               <w14:ligatures w14:val="standardContextual"/>
             </w:rPr>
           </w:pPr>
-          <w:hyperlink w:anchor="_Toc241481945" w:history="1">
+          <w:hyperlink w:anchor="_Toc243652057" w:history="1">
             <w:r>
               <w:rPr>
                 <w:rStyle w:val="Hyperlink"/>
-                <w:rFonts w:ascii="Times New Roman" w:hAnsi="Times New Roman" w:cs="Times New Roman"/>
+                <w:rFonts w:cs="Times New Roman"/>
                 <w:noProof/>
               </w:rPr>
               <w:t>11. Annual Activity Calendar</w:t>
             </w:r>
             <w:r>
               <w:rPr>
-                <w:rFonts w:ascii="Times New Roman" w:hAnsi="Times New Roman" w:cs="Times New Roman"/>
                 <w:noProof/>
                 <w:webHidden/>
               </w:rPr>
@@ -1733,7 +1531,6 @@
             </w:r>
             <w:r>
               <w:rPr>
-                <w:rFonts w:ascii="Times New Roman" w:hAnsi="Times New Roman" w:cs="Times New Roman"/>
                 <w:noProof/>
                 <w:webHidden/>
               </w:rPr>
@@ -1741,22 +1538,19 @@
             </w:r>
             <w:r>
               <w:rPr>
-                <w:rFonts w:ascii="Times New Roman" w:hAnsi="Times New Roman" w:cs="Times New Roman"/>
                 <w:noProof/>
                 <w:webHidden/>
               </w:rPr>
-              <w:instrText xml:space="preserve"> PAGEREF _Toc241481945 \h </w:instrText>
-            </w:r>
-            <w:r>
-              <w:rPr>
-                <w:rFonts w:ascii="Times New Roman" w:hAnsi="Times New Roman" w:cs="Times New Roman"/>
+              <w:instrText xml:space="preserve"> PAGEREF _Toc243652057 \h </w:instrText>
+            </w:r>
+            <w:r>
+              <w:rPr>
                 <w:noProof/>
                 <w:webHidden/>
               </w:rPr>
             </w:r>
             <w:r>
               <w:rPr>
-                <w:rFonts w:ascii="Times New Roman" w:hAnsi="Times New Roman" w:cs="Times New Roman"/>
                 <w:noProof/>
                 <w:webHidden/>
               </w:rPr>
@@ -1764,7 +1558,6 @@
             </w:r>
             <w:r>
               <w:rPr>
-                <w:rFonts w:ascii="Times New Roman" w:hAnsi="Times New Roman" w:cs="Times New Roman"/>
                 <w:noProof/>
                 <w:webHidden/>
               </w:rPr>
@@ -1772,7 +1565,6 @@
             </w:r>
             <w:r>
               <w:rPr>
-                <w:rFonts w:ascii="Times New Roman" w:hAnsi="Times New Roman" w:cs="Times New Roman"/>
                 <w:noProof/>
                 <w:webHidden/>
               </w:rPr>
@@ -1787,7 +1579,7 @@
               <w:tab w:val="right" w:leader="dot" w:pos="8296"/>
             </w:tabs>
             <w:rPr>
-              <w:rFonts w:ascii="Times New Roman" w:hAnsi="Times New Roman" w:cs="Times New Roman"/>
+              <w:rFonts w:asciiTheme="minorHAnsi" w:hAnsiTheme="minorHAnsi"/>
               <w:noProof/>
               <w:kern w:val="2"/>
               <w:sz w:val="24"/>
@@ -1796,18 +1588,17 @@
               <w14:ligatures w14:val="standardContextual"/>
             </w:rPr>
           </w:pPr>
-          <w:hyperlink w:anchor="_Toc241481946" w:history="1">
+          <w:hyperlink w:anchor="_Toc243652058" w:history="1">
             <w:r>
               <w:rPr>
                 <w:rStyle w:val="Hyperlink"/>
-                <w:rFonts w:ascii="Times New Roman" w:hAnsi="Times New Roman" w:cs="Times New Roman"/>
+                <w:rFonts w:cs="Times New Roman"/>
                 <w:noProof/>
               </w:rPr>
               <w:t>12. Safety and Digital Responsibility</w:t>
             </w:r>
             <w:r>
               <w:rPr>
-                <w:rFonts w:ascii="Times New Roman" w:hAnsi="Times New Roman" w:cs="Times New Roman"/>
                 <w:noProof/>
                 <w:webHidden/>
               </w:rPr>
@@ -1815,7 +1606,6 @@
             </w:r>
             <w:r>
               <w:rPr>
-                <w:rFonts w:ascii="Times New Roman" w:hAnsi="Times New Roman" w:cs="Times New Roman"/>
                 <w:noProof/>
                 <w:webHidden/>
               </w:rPr>
@@ -1823,22 +1613,19 @@
             </w:r>
             <w:r>
               <w:rPr>
-                <w:rFonts w:ascii="Times New Roman" w:hAnsi="Times New Roman" w:cs="Times New Roman"/>
                 <w:noProof/>
                 <w:webHidden/>
               </w:rPr>
-              <w:instrText xml:space="preserve"> PAGEREF _Toc241481946 \h </w:instrText>
-            </w:r>
-            <w:r>
-              <w:rPr>
-                <w:rFonts w:ascii="Times New Roman" w:hAnsi="Times New Roman" w:cs="Times New Roman"/>
+              <w:instrText xml:space="preserve"> PAGEREF _Toc243652058 \h </w:instrText>
+            </w:r>
+            <w:r>
+              <w:rPr>
                 <w:noProof/>
                 <w:webHidden/>
               </w:rPr>
             </w:r>
             <w:r>
               <w:rPr>
-                <w:rFonts w:ascii="Times New Roman" w:hAnsi="Times New Roman" w:cs="Times New Roman"/>
                 <w:noProof/>
                 <w:webHidden/>
               </w:rPr>
@@ -1846,7 +1633,6 @@
             </w:r>
             <w:r>
               <w:rPr>
-                <w:rFonts w:ascii="Times New Roman" w:hAnsi="Times New Roman" w:cs="Times New Roman"/>
                 <w:noProof/>
                 <w:webHidden/>
               </w:rPr>
@@ -1854,7 +1640,6 @@
             </w:r>
             <w:r>
               <w:rPr>
-                <w:rFonts w:ascii="Times New Roman" w:hAnsi="Times New Roman" w:cs="Times New Roman"/>
                 <w:noProof/>
                 <w:webHidden/>
               </w:rPr>
@@ -1869,7 +1654,7 @@
               <w:tab w:val="right" w:leader="dot" w:pos="8296"/>
             </w:tabs>
             <w:rPr>
-              <w:rFonts w:ascii="Times New Roman" w:hAnsi="Times New Roman" w:cs="Times New Roman"/>
+              <w:rFonts w:asciiTheme="minorHAnsi" w:hAnsiTheme="minorHAnsi"/>
               <w:noProof/>
               <w:kern w:val="2"/>
               <w:sz w:val="24"/>
@@ -1878,18 +1663,17 @@
               <w14:ligatures w14:val="standardContextual"/>
             </w:rPr>
           </w:pPr>
-          <w:hyperlink w:anchor="_Toc241481947" w:history="1">
+          <w:hyperlink w:anchor="_Toc243652059" w:history="1">
             <w:r>
               <w:rPr>
                 <w:rStyle w:val="Hyperlink"/>
-                <w:rFonts w:ascii="Times New Roman" w:hAnsi="Times New Roman" w:cs="Times New Roman"/>
+                <w:rFonts w:cs="Times New Roman"/>
                 <w:noProof/>
               </w:rPr>
               <w:t>13. Records to be Maintained</w:t>
             </w:r>
             <w:r>
               <w:rPr>
-                <w:rFonts w:ascii="Times New Roman" w:hAnsi="Times New Roman" w:cs="Times New Roman"/>
                 <w:noProof/>
                 <w:webHidden/>
               </w:rPr>
@@ -1897,7 +1681,6 @@
             </w:r>
             <w:r>
               <w:rPr>
-                <w:rFonts w:ascii="Times New Roman" w:hAnsi="Times New Roman" w:cs="Times New Roman"/>
                 <w:noProof/>
                 <w:webHidden/>
               </w:rPr>
@@ -1905,22 +1688,19 @@
             </w:r>
             <w:r>
               <w:rPr>
-                <w:rFonts w:ascii="Times New Roman" w:hAnsi="Times New Roman" w:cs="Times New Roman"/>
                 <w:noProof/>
                 <w:webHidden/>
               </w:rPr>
-              <w:instrText xml:space="preserve"> PAGEREF _Toc241481947 \h </w:instrText>
-            </w:r>
-            <w:r>
-              <w:rPr>
-                <w:rFonts w:ascii="Times New Roman" w:hAnsi="Times New Roman" w:cs="Times New Roman"/>
+              <w:instrText xml:space="preserve"> PAGEREF _Toc243652059 \h </w:instrText>
+            </w:r>
+            <w:r>
+              <w:rPr>
                 <w:noProof/>
                 <w:webHidden/>
               </w:rPr>
             </w:r>
             <w:r>
               <w:rPr>
-                <w:rFonts w:ascii="Times New Roman" w:hAnsi="Times New Roman" w:cs="Times New Roman"/>
                 <w:noProof/>
                 <w:webHidden/>
               </w:rPr>
@@ -1928,7 +1708,6 @@
             </w:r>
             <w:r>
               <w:rPr>
-                <w:rFonts w:ascii="Times New Roman" w:hAnsi="Times New Roman" w:cs="Times New Roman"/>
                 <w:noProof/>
                 <w:webHidden/>
               </w:rPr>
@@ -1936,7 +1715,81 @@
             </w:r>
             <w:r>
               <w:rPr>
-                <w:rFonts w:ascii="Times New Roman" w:hAnsi="Times New Roman" w:cs="Times New Roman"/>
+                <w:noProof/>
+                <w:webHidden/>
+              </w:rPr>
+              <w:fldChar w:fldCharType="end"/>
+            </w:r>
+          </w:hyperlink>
+        </w:p>
+        <w:p>
+          <w:pPr>
+            <w:pStyle w:val="TOC1"/>
+            <w:tabs>
+              <w:tab w:val="right" w:leader="dot" w:pos="8296"/>
+            </w:tabs>
+            <w:rPr>
+              <w:rFonts w:asciiTheme="minorHAnsi" w:hAnsiTheme="minorHAnsi"/>
+              <w:noProof/>
+              <w:kern w:val="2"/>
+              <w:sz w:val="24"/>
+              <w:szCs w:val="24"/>
+              <w:lang w:val="en-GB" w:eastAsia="en-GB"/>
+              <w14:ligatures w14:val="standardContextual"/>
+            </w:rPr>
+          </w:pPr>
+          <w:hyperlink w:anchor="_Toc243652060" w:history="1">
+            <w:r>
+              <w:rPr>
+                <w:rStyle w:val="Hyperlink"/>
+                <w:rFonts w:cs="Times New Roman"/>
+                <w:noProof/>
+              </w:rPr>
+              <w:t>14. Fundraising Activities</w:t>
+            </w:r>
+            <w:r>
+              <w:rPr>
+                <w:noProof/>
+                <w:webHidden/>
+              </w:rPr>
+              <w:tab/>
+            </w:r>
+            <w:r>
+              <w:rPr>
+                <w:noProof/>
+                <w:webHidden/>
+              </w:rPr>
+              <w:fldChar w:fldCharType="begin"/>
+            </w:r>
+            <w:r>
+              <w:rPr>
+                <w:noProof/>
+                <w:webHidden/>
+              </w:rPr>
+              <w:instrText xml:space="preserve"> PAGEREF _Toc243652060 \h </w:instrText>
+            </w:r>
+            <w:r>
+              <w:rPr>
+                <w:noProof/>
+                <w:webHidden/>
+              </w:rPr>
+            </w:r>
+            <w:r>
+              <w:rPr>
+                <w:noProof/>
+                <w:webHidden/>
+              </w:rPr>
+              <w:fldChar w:fldCharType="separate"/>
+            </w:r>
+            <w:r>
+              <w:rPr>
+                <w:noProof/>
+                <w:webHidden/>
+              </w:rPr>
+              <w:t>8</w:t>
+            </w:r>
+            <w:r>
+              <w:rPr>
                 <w:noProof/>
                 <w:webHidden/>
               </w:rPr>
@@ -1985,7 +1838,7 @@
           <w:rFonts w:cs="Times New Roman"/>
         </w:rPr>
       </w:pPr>
-      <w:bookmarkStart w:id="0" w:name="_Toc241481927"/>
+      <w:bookmarkStart w:id="0" w:name="_Toc243652040"/>
       <w:r>
         <w:rPr>
           <w:rFonts w:cs="Times New Roman"/>
@@ -2006,7 +1859,19 @@
         <w:rPr>
           <w:rFonts w:ascii="Times New Roman" w:hAnsi="Times New Roman" w:cs="Times New Roman"/>
         </w:rPr>
-        <w:t>The IT Society of Royal Institute, officially recognized as ITSRI, is a student-centered organization established to promote technological knowledge, curiosity, digital creativity, teamwork, collaboration, and networking among students. Operating under the banner of "Innovators in Action," the society provides students with opportunities to explore information technology and computer science beyond the classroom.</w:t>
+        <w:t xml:space="preserve">The </w:t>
+      </w:r>
+      <w:r>
+        <w:rPr>
+          <w:rFonts w:ascii="Times New Roman" w:hAnsi="Times New Roman" w:cs="Times New Roman"/>
+        </w:rPr>
+        <w:t>PROGRAMMING CLUB</w:t>
+      </w:r>
+      <w:r>
+        <w:rPr>
+          <w:rFonts w:ascii="Times New Roman" w:hAnsi="Times New Roman" w:cs="Times New Roman"/>
+        </w:rPr>
+        <w:t>, is a student-centered organization established to promote technological knowledge, curiosity, digital creativity, teamwork, collaboration, and networking among students. Operating under the banner of "Innovators in Action," the society provides students with opportunities to explore information technology and computer science beyond the classroom.</w:t>
       </w:r>
     </w:p>
     <w:p>
@@ -2045,7 +1910,7 @@
           <w:rFonts w:cs="Times New Roman"/>
         </w:rPr>
       </w:pPr>
-      <w:bookmarkStart w:id="1" w:name="_Toc241481928"/>
+      <w:bookmarkStart w:id="1" w:name="_Toc243652041"/>
       <w:r>
         <w:rPr>
           <w:rFonts w:cs="Times New Roman"/>
@@ -2065,7 +1930,19 @@
         <w:rPr>
           <w:rFonts w:ascii="Times New Roman" w:hAnsi="Times New Roman" w:cs="Times New Roman"/>
         </w:rPr>
-        <w:t>The strategic direction of ITSRI is guided by its core purpose to shape the digital tomorrow:</w:t>
+        <w:t xml:space="preserve">The strategic direction of </w:t>
+      </w:r>
+      <w:r>
+        <w:rPr>
+          <w:rFonts w:ascii="Times New Roman" w:hAnsi="Times New Roman" w:cs="Times New Roman"/>
+        </w:rPr>
+        <w:t>PROGRAMMING CLUB</w:t>
+      </w:r>
+      <w:r>
+        <w:rPr>
+          <w:rFonts w:ascii="Times New Roman" w:hAnsi="Times New Roman" w:cs="Times New Roman"/>
+        </w:rPr>
+        <w:t xml:space="preserve"> is guided by its core purpose to shape the digital tomorrow:</w:t>
       </w:r>
     </w:p>
     <w:p>
@@ -2120,7 +1997,7 @@
           <w:rFonts w:cs="Times New Roman"/>
         </w:rPr>
       </w:pPr>
-      <w:bookmarkStart w:id="2" w:name="_Toc241481929"/>
+      <w:bookmarkStart w:id="2" w:name="_Toc243652042"/>
       <w:r>
         <w:rPr>
           <w:rFonts w:cs="Times New Roman"/>
@@ -2255,7 +2132,7 @@
           <w:rFonts w:cs="Times New Roman"/>
         </w:rPr>
       </w:pPr>
-      <w:bookmarkStart w:id="3" w:name="_Toc241481930"/>
+      <w:bookmarkStart w:id="3" w:name="_Toc243652043"/>
       <w:r>
         <w:rPr>
           <w:rFonts w:cs="Times New Roman"/>
@@ -2287,7 +2164,7 @@
           <w:color w:val="auto"/>
         </w:rPr>
       </w:pPr>
-      <w:bookmarkStart w:id="4" w:name="_Toc241481931"/>
+      <w:bookmarkStart w:id="4" w:name="_Toc243652044"/>
       <w:r>
         <w:rPr>
           <w:rFonts w:ascii="Times New Roman" w:hAnsi="Times New Roman" w:cs="Times New Roman"/>
@@ -2351,7 +2228,7 @@
           <w:color w:val="auto"/>
         </w:rPr>
       </w:pPr>
-      <w:bookmarkStart w:id="5" w:name="_Toc241481932"/>
+      <w:bookmarkStart w:id="5" w:name="_Toc243652045"/>
       <w:r>
         <w:rPr>
           <w:rFonts w:ascii="Times New Roman" w:hAnsi="Times New Roman" w:cs="Times New Roman"/>
@@ -2374,7 +2251,19 @@
         <w:rPr>
           <w:rFonts w:ascii="Times New Roman" w:hAnsi="Times New Roman" w:cs="Times New Roman"/>
         </w:rPr>
-        <w:t>President: Leads ITSRI, chairs meetings, and coordinates the annual programme.</w:t>
+        <w:t xml:space="preserve">President: Leads </w:t>
+      </w:r>
+      <w:r>
+        <w:rPr>
+          <w:rFonts w:ascii="Times New Roman" w:hAnsi="Times New Roman" w:cs="Times New Roman"/>
+        </w:rPr>
+        <w:t>PROGRAMMING CLUB</w:t>
+      </w:r>
+      <w:r>
+        <w:rPr>
+          <w:rFonts w:ascii="Times New Roman" w:hAnsi="Times New Roman" w:cs="Times New Roman"/>
+        </w:rPr>
+        <w:t>, chairs meetings, and coordinates the annual programme.</w:t>
       </w:r>
     </w:p>
     <w:p>
@@ -2473,7 +2362,7 @@
           <w:rFonts w:cs="Times New Roman"/>
         </w:rPr>
       </w:pPr>
-      <w:bookmarkStart w:id="6" w:name="_Toc241481933"/>
+      <w:bookmarkStart w:id="6" w:name="_Toc243652046"/>
       <w:r>
         <w:rPr>
           <w:rFonts w:cs="Times New Roman"/>
@@ -2491,7 +2380,7 @@
           <w:color w:val="auto"/>
         </w:rPr>
       </w:pPr>
-      <w:bookmarkStart w:id="7" w:name="_Toc241481934"/>
+      <w:bookmarkStart w:id="7" w:name="_Toc243652047"/>
       <w:r>
         <w:rPr>
           <w:rFonts w:ascii="Times New Roman" w:hAnsi="Times New Roman" w:cs="Times New Roman"/>
@@ -2524,7 +2413,7 @@
           <w:color w:val="auto"/>
         </w:rPr>
       </w:pPr>
-      <w:bookmarkStart w:id="8" w:name="_Toc241481935"/>
+      <w:bookmarkStart w:id="8" w:name="_Toc243652048"/>
       <w:r>
         <w:rPr>
           <w:rFonts w:ascii="Times New Roman" w:hAnsi="Times New Roman" w:cs="Times New Roman"/>
@@ -2742,7 +2631,7 @@
           <w:rFonts w:cs="Times New Roman"/>
         </w:rPr>
       </w:pPr>
-      <w:bookmarkStart w:id="9" w:name="_Toc241481936"/>
+      <w:bookmarkStart w:id="9" w:name="_Toc243652049"/>
       <w:r>
         <w:rPr>
           <w:rFonts w:cs="Times New Roman"/>
@@ -2763,7 +2652,13 @@
         <w:rPr>
           <w:rFonts w:ascii="Times New Roman" w:hAnsi="Times New Roman" w:cs="Times New Roman"/>
         </w:rPr>
-        <w:t>ITSRI focuses on practical, hands-on technological development. The society shall organize and participate in:</w:t>
+        <w:t>PROGRAMMING CLUB</w:t>
+      </w:r>
+      <w:r>
+        <w:rPr>
+          <w:rFonts w:ascii="Times New Roman" w:hAnsi="Times New Roman" w:cs="Times New Roman"/>
+        </w:rPr>
+        <w:t xml:space="preserve"> focuses on practical, hands-on technological development. The society shall organize and participate in:</w:t>
       </w:r>
     </w:p>
     <w:p>
@@ -2775,7 +2670,7 @@
           <w:color w:val="auto"/>
         </w:rPr>
       </w:pPr>
-      <w:bookmarkStart w:id="10" w:name="_Toc241481937"/>
+      <w:bookmarkStart w:id="10" w:name="_Toc243652050"/>
       <w:r>
         <w:rPr>
           <w:rFonts w:ascii="Times New Roman" w:hAnsi="Times New Roman" w:cs="Times New Roman"/>
@@ -2839,7 +2734,7 @@
           <w:color w:val="auto"/>
         </w:rPr>
       </w:pPr>
-      <w:bookmarkStart w:id="11" w:name="_Toc241481938"/>
+      <w:bookmarkStart w:id="11" w:name="_Toc243652051"/>
       <w:r>
         <w:rPr>
           <w:rFonts w:ascii="Times New Roman" w:hAnsi="Times New Roman" w:cs="Times New Roman"/>
@@ -2908,42 +2803,6 @@
     </w:p>
     <w:p>
       <w:pPr>
-        <w:pStyle w:val="ListBullet"/>
-        <w:spacing w:line="360" w:lineRule="auto"/>
-        <w:rPr>
-          <w:rFonts w:ascii="Times New Roman" w:hAnsi="Times New Roman" w:cs="Times New Roman"/>
-        </w:rPr>
-      </w:pPr>
-      <w:r>
-        <w:rPr>
-          <w:rFonts w:ascii="Times New Roman" w:hAnsi="Times New Roman" w:cs="Times New Roman"/>
-        </w:rPr>
-        <w:t>E-Sport/</w:t>
-      </w:r>
-      <w:r>
-        <w:rPr>
-          <w:rFonts w:ascii="Times New Roman" w:hAnsi="Times New Roman" w:cs="Times New Roman"/>
-        </w:rPr>
-        <w:t>Video Gaming: Minecraft, Roblox, PUBG, Free fire, Call of Duty</w:t>
-      </w:r>
-    </w:p>
-    <w:p>
-      <w:pPr>
-        <w:pStyle w:val="ListBullet"/>
-        <w:spacing w:line="360" w:lineRule="auto"/>
-        <w:rPr>
-          <w:rFonts w:ascii="Times New Roman" w:hAnsi="Times New Roman" w:cs="Times New Roman"/>
-        </w:rPr>
-      </w:pPr>
-      <w:r>
-        <w:rPr>
-          <w:rFonts w:ascii="Times New Roman" w:hAnsi="Times New Roman" w:cs="Times New Roman"/>
-        </w:rPr>
-        <w:t>Digital Art Competitions</w:t>
-      </w:r>
-    </w:p>
-    <w:p>
-      <w:pPr>
         <w:pStyle w:val="Heading3"/>
         <w:spacing w:line="360" w:lineRule="auto"/>
         <w:rPr>
@@ -2951,94 +2810,15 @@
           <w:color w:val="auto"/>
         </w:rPr>
       </w:pPr>
-      <w:bookmarkStart w:id="12" w:name="_Toc241481939"/>
+      <w:bookmarkStart w:id="12" w:name="_Toc243652052"/>
       <w:r>
         <w:rPr>
           <w:rFonts w:ascii="Times New Roman" w:hAnsi="Times New Roman" w:cs="Times New Roman"/>
           <w:color w:val="auto"/>
         </w:rPr>
-        <w:t>IT Quizzes</w:t>
+        <w:t>Field Visits</w:t>
       </w:r>
       <w:bookmarkEnd w:id="12"/>
-    </w:p>
-    <w:p>
-      <w:pPr>
-        <w:pStyle w:val="ListBullet"/>
-        <w:spacing w:line="360" w:lineRule="auto"/>
-        <w:rPr>
-          <w:rFonts w:ascii="Times New Roman" w:hAnsi="Times New Roman" w:cs="Times New Roman"/>
-        </w:rPr>
-      </w:pPr>
-      <w:r>
-        <w:rPr>
-          <w:rFonts w:ascii="Times New Roman" w:hAnsi="Times New Roman" w:cs="Times New Roman"/>
-        </w:rPr>
-        <w:t>Individual and team-based IT quizzes spanning Cambridge</w:t>
-      </w:r>
-      <w:r>
-        <w:rPr>
-          <w:rFonts w:ascii="Times New Roman" w:hAnsi="Times New Roman" w:cs="Times New Roman"/>
-        </w:rPr>
-        <w:t xml:space="preserve"> / </w:t>
-      </w:r>
-      <w:r>
-        <w:rPr>
-          <w:rFonts w:ascii="Times New Roman" w:hAnsi="Times New Roman" w:cs="Times New Roman"/>
-        </w:rPr>
-        <w:t>Edexcel</w:t>
-      </w:r>
-      <w:r>
-        <w:rPr>
-          <w:rFonts w:ascii="Times New Roman" w:hAnsi="Times New Roman" w:cs="Times New Roman"/>
-        </w:rPr>
-        <w:t xml:space="preserve"> / National</w:t>
-      </w:r>
-      <w:r>
-        <w:rPr>
-          <w:rFonts w:ascii="Times New Roman" w:hAnsi="Times New Roman" w:cs="Times New Roman"/>
-        </w:rPr>
-        <w:t xml:space="preserve"> O/L and A/L specifications</w:t>
-      </w:r>
-      <w:r>
-        <w:rPr>
-          <w:rFonts w:ascii="Times New Roman" w:hAnsi="Times New Roman" w:cs="Times New Roman"/>
-        </w:rPr>
-        <w:t xml:space="preserve"> and general IT and Computer Science.</w:t>
-      </w:r>
-    </w:p>
-    <w:p>
-      <w:pPr>
-        <w:pStyle w:val="ListBullet"/>
-        <w:spacing w:line="360" w:lineRule="auto"/>
-        <w:rPr>
-          <w:rFonts w:ascii="Times New Roman" w:hAnsi="Times New Roman" w:cs="Times New Roman"/>
-        </w:rPr>
-      </w:pPr>
-      <w:r>
-        <w:rPr>
-          <w:rFonts w:ascii="Times New Roman" w:hAnsi="Times New Roman" w:cs="Times New Roman"/>
-        </w:rPr>
-        <w:t>Grade-wise, inter-branch, and inter-school quiz competitions.</w:t>
-      </w:r>
-    </w:p>
-    <w:p>
-      <w:pPr>
-        <w:pStyle w:val="Heading3"/>
-        <w:spacing w:line="360" w:lineRule="auto"/>
-        <w:rPr>
-          <w:rFonts w:ascii="Times New Roman" w:hAnsi="Times New Roman" w:cs="Times New Roman"/>
-          <w:color w:val="auto"/>
-        </w:rPr>
-      </w:pPr>
-      <w:bookmarkStart w:id="13" w:name="_Toc241481940"/>
-      <w:r>
-        <w:rPr>
-          <w:rFonts w:ascii="Times New Roman" w:hAnsi="Times New Roman" w:cs="Times New Roman"/>
-          <w:color w:val="auto"/>
-        </w:rPr>
-        <w:t>Field Visits</w:t>
-      </w:r>
-      <w:bookmarkEnd w:id="13"/>
     </w:p>
     <w:p>
       <w:pPr>
@@ -3127,140 +2907,6 @@
     </w:p>
     <w:p>
       <w:pPr>
-        <w:pStyle w:val="Heading2"/>
-        <w:spacing w:line="360" w:lineRule="auto"/>
-        <w:rPr>
-          <w:rFonts w:cs="Times New Roman"/>
-        </w:rPr>
-      </w:pPr>
-      <w:bookmarkStart w:id="14" w:name="_Toc241481941"/>
-      <w:r>
-        <w:rPr>
-          <w:rFonts w:cs="Times New Roman"/>
-        </w:rPr>
-        <w:lastRenderedPageBreak/>
-        <w:t xml:space="preserve">7. IT Day </w:t>
-      </w:r>
-      <w:r>
-        <w:rPr>
-          <w:rFonts w:cs="Times New Roman"/>
-        </w:rPr>
-        <w:t xml:space="preserve"> / </w:t>
-      </w:r>
-      <w:r>
-        <w:rPr>
-          <w:rFonts w:cs="Times New Roman"/>
-        </w:rPr>
-        <w:t>Exhibitions</w:t>
-      </w:r>
-      <w:bookmarkEnd w:id="14"/>
-    </w:p>
-    <w:p>
-      <w:pPr>
-        <w:spacing w:line="360" w:lineRule="auto"/>
-        <w:rPr>
-          <w:rFonts w:ascii="Times New Roman" w:hAnsi="Times New Roman" w:cs="Times New Roman"/>
-        </w:rPr>
-      </w:pPr>
-      <w:r>
-        <w:rPr>
-          <w:rFonts w:ascii="Times New Roman" w:hAnsi="Times New Roman" w:cs="Times New Roman"/>
-        </w:rPr>
-        <w:t>The IT Society shall organize an annual IT Day to provide students with an opportunity to demonstrate their knowledge, digital creativity, and software inventions. Activities for IT Day may include:</w:t>
-      </w:r>
-    </w:p>
-    <w:p>
-      <w:pPr>
-        <w:pStyle w:val="ListBullet"/>
-        <w:spacing w:line="360" w:lineRule="auto"/>
-        <w:rPr>
-          <w:rFonts w:ascii="Times New Roman" w:hAnsi="Times New Roman" w:cs="Times New Roman"/>
-        </w:rPr>
-      </w:pPr>
-      <w:r>
-        <w:rPr>
-          <w:rFonts w:ascii="Times New Roman" w:hAnsi="Times New Roman" w:cs="Times New Roman"/>
-        </w:rPr>
-        <w:t>Live coding and software demonstrations.</w:t>
-      </w:r>
-    </w:p>
-    <w:p>
-      <w:pPr>
-        <w:pStyle w:val="ListBullet"/>
-        <w:spacing w:line="360" w:lineRule="auto"/>
-        <w:rPr>
-          <w:rFonts w:ascii="Times New Roman" w:hAnsi="Times New Roman" w:cs="Times New Roman"/>
-        </w:rPr>
-      </w:pPr>
-      <w:r>
-        <w:rPr>
-          <w:rFonts w:ascii="Times New Roman" w:hAnsi="Times New Roman" w:cs="Times New Roman"/>
-        </w:rPr>
-        <w:t>Hardware and multi-branch network model displays.</w:t>
-      </w:r>
-    </w:p>
-    <w:p>
-      <w:pPr>
-        <w:pStyle w:val="ListBullet"/>
-        <w:spacing w:line="360" w:lineRule="auto"/>
-        <w:rPr>
-          <w:rFonts w:ascii="Times New Roman" w:hAnsi="Times New Roman" w:cs="Times New Roman"/>
-        </w:rPr>
-      </w:pPr>
-      <w:r>
-        <w:rPr>
-          <w:rFonts w:ascii="Times New Roman" w:hAnsi="Times New Roman" w:cs="Times New Roman"/>
-        </w:rPr>
-        <w:t>Technology stalls and innovation showcases.</w:t>
-      </w:r>
-    </w:p>
-    <w:p>
-      <w:pPr>
-        <w:pStyle w:val="ListBullet"/>
-        <w:spacing w:line="360" w:lineRule="auto"/>
-        <w:rPr>
-          <w:rFonts w:ascii="Times New Roman" w:hAnsi="Times New Roman" w:cs="Times New Roman"/>
-        </w:rPr>
-      </w:pPr>
-      <w:r>
-        <w:rPr>
-          <w:rFonts w:ascii="Times New Roman" w:hAnsi="Times New Roman" w:cs="Times New Roman"/>
-        </w:rPr>
-        <w:t>Live AI &amp; robotics demonstrations.</w:t>
-      </w:r>
-    </w:p>
-    <w:p>
-      <w:pPr>
-        <w:pStyle w:val="ListBullet"/>
-        <w:spacing w:line="360" w:lineRule="auto"/>
-        <w:rPr>
-          <w:rFonts w:ascii="Times New Roman" w:hAnsi="Times New Roman" w:cs="Times New Roman"/>
-        </w:rPr>
-      </w:pPr>
-      <w:r>
-        <w:rPr>
-          <w:rFonts w:ascii="Times New Roman" w:hAnsi="Times New Roman" w:cs="Times New Roman"/>
-        </w:rPr>
-        <w:t>Guest lectures from industry professionals.</w:t>
-      </w:r>
-    </w:p>
-    <w:p>
-      <w:pPr>
-        <w:pStyle w:val="ListBullet"/>
-        <w:spacing w:line="360" w:lineRule="auto"/>
-        <w:rPr>
-          <w:rFonts w:ascii="Times New Roman" w:hAnsi="Times New Roman" w:cs="Times New Roman"/>
-        </w:rPr>
-      </w:pPr>
-      <w:r>
-        <w:rPr>
-          <w:rFonts w:ascii="Times New Roman" w:hAnsi="Times New Roman" w:cs="Times New Roman"/>
-        </w:rPr>
-        <w:t>Final rounds of major inter-school tech competitions.</w:t>
-      </w:r>
-    </w:p>
-    <w:p>
-      <w:pPr>
         <w:pStyle w:val="ListBullet"/>
         <w:numPr>
           <w:ilvl w:val="0"/>
@@ -3275,20 +2921,248 @@
     </w:p>
     <w:p>
       <w:pPr>
+        <w:pStyle w:val="ListBullet"/>
+        <w:numPr>
+          <w:ilvl w:val="0"/>
+          <w:numId w:val="0"/>
+        </w:numPr>
+        <w:spacing w:line="360" w:lineRule="auto"/>
+        <w:ind w:left="360"/>
+        <w:rPr>
+          <w:rFonts w:ascii="Times New Roman" w:hAnsi="Times New Roman" w:cs="Times New Roman"/>
+        </w:rPr>
+      </w:pPr>
+    </w:p>
+    <w:p>
+      <w:pPr>
+        <w:pStyle w:val="ListBullet"/>
+        <w:numPr>
+          <w:ilvl w:val="0"/>
+          <w:numId w:val="0"/>
+        </w:numPr>
+        <w:spacing w:line="360" w:lineRule="auto"/>
+        <w:ind w:left="360"/>
+        <w:rPr>
+          <w:rFonts w:ascii="Times New Roman" w:hAnsi="Times New Roman" w:cs="Times New Roman"/>
+        </w:rPr>
+      </w:pPr>
+    </w:p>
+    <w:p>
+      <w:pPr>
+        <w:pStyle w:val="ListBullet"/>
+        <w:numPr>
+          <w:ilvl w:val="0"/>
+          <w:numId w:val="0"/>
+        </w:numPr>
+        <w:spacing w:line="360" w:lineRule="auto"/>
+        <w:ind w:left="360"/>
+        <w:rPr>
+          <w:rFonts w:ascii="Times New Roman" w:hAnsi="Times New Roman" w:cs="Times New Roman"/>
+        </w:rPr>
+      </w:pPr>
+    </w:p>
+    <w:p>
+      <w:pPr>
+        <w:pStyle w:val="ListBullet"/>
+        <w:numPr>
+          <w:ilvl w:val="0"/>
+          <w:numId w:val="0"/>
+        </w:numPr>
+        <w:spacing w:line="360" w:lineRule="auto"/>
+        <w:ind w:left="360"/>
+        <w:rPr>
+          <w:rFonts w:ascii="Times New Roman" w:hAnsi="Times New Roman" w:cs="Times New Roman"/>
+        </w:rPr>
+      </w:pPr>
+    </w:p>
+    <w:p>
+      <w:pPr>
         <w:pStyle w:val="Heading2"/>
         <w:spacing w:line="360" w:lineRule="auto"/>
         <w:rPr>
           <w:rFonts w:cs="Times New Roman"/>
         </w:rPr>
       </w:pPr>
-      <w:bookmarkStart w:id="15" w:name="_Toc241481942"/>
+      <w:bookmarkStart w:id="13" w:name="_Toc243652053"/>
+      <w:r>
+        <w:rPr>
+          <w:rFonts w:cs="Times New Roman"/>
+        </w:rPr>
+        <w:lastRenderedPageBreak/>
+        <w:t xml:space="preserve">7. IT Day </w:t>
+      </w:r>
+      <w:r>
+        <w:rPr>
+          <w:rFonts w:cs="Times New Roman"/>
+        </w:rPr>
+        <w:t xml:space="preserve"> / </w:t>
+      </w:r>
+      <w:r>
+        <w:rPr>
+          <w:rFonts w:cs="Times New Roman"/>
+        </w:rPr>
+        <w:t>Exhibitions</w:t>
+      </w:r>
+      <w:bookmarkEnd w:id="13"/>
+    </w:p>
+    <w:p>
+      <w:pPr>
+        <w:spacing w:line="360" w:lineRule="auto"/>
+        <w:rPr>
+          <w:rFonts w:ascii="Times New Roman" w:hAnsi="Times New Roman" w:cs="Times New Roman"/>
+        </w:rPr>
+      </w:pPr>
+      <w:r>
+        <w:rPr>
+          <w:rFonts w:ascii="Times New Roman" w:hAnsi="Times New Roman" w:cs="Times New Roman"/>
+        </w:rPr>
+        <w:t xml:space="preserve">The </w:t>
+      </w:r>
+      <w:r>
+        <w:rPr>
+          <w:rFonts w:ascii="Times New Roman" w:hAnsi="Times New Roman" w:cs="Times New Roman"/>
+        </w:rPr>
+        <w:t xml:space="preserve">Programming Club </w:t>
+      </w:r>
+      <w:r>
+        <w:rPr>
+          <w:rFonts w:ascii="Times New Roman" w:hAnsi="Times New Roman" w:cs="Times New Roman"/>
+        </w:rPr>
+        <w:t>shall organize an annual IT Day</w:t>
+      </w:r>
+      <w:r>
+        <w:rPr>
+          <w:rFonts w:ascii="Times New Roman" w:hAnsi="Times New Roman" w:cs="Times New Roman"/>
+        </w:rPr>
+        <w:t xml:space="preserve"> with ITSRI </w:t>
+      </w:r>
+      <w:r>
+        <w:rPr>
+          <w:rFonts w:ascii="Times New Roman" w:hAnsi="Times New Roman" w:cs="Times New Roman"/>
+        </w:rPr>
+        <w:t xml:space="preserve"> to provide students with an opportunity to demonstrate their knowledge, digital creativity, and software inventions. Activities for IT Day may include:</w:t>
+      </w:r>
+    </w:p>
+    <w:p>
+      <w:pPr>
+        <w:pStyle w:val="ListBullet"/>
+        <w:spacing w:line="360" w:lineRule="auto"/>
+        <w:rPr>
+          <w:rFonts w:ascii="Times New Roman" w:hAnsi="Times New Roman" w:cs="Times New Roman"/>
+        </w:rPr>
+      </w:pPr>
+      <w:r>
+        <w:rPr>
+          <w:rFonts w:ascii="Times New Roman" w:hAnsi="Times New Roman" w:cs="Times New Roman"/>
+        </w:rPr>
+        <w:t>Live coding and software demonstrations.</w:t>
+      </w:r>
+    </w:p>
+    <w:p>
+      <w:pPr>
+        <w:pStyle w:val="ListBullet"/>
+        <w:spacing w:line="360" w:lineRule="auto"/>
+        <w:rPr>
+          <w:rFonts w:ascii="Times New Roman" w:hAnsi="Times New Roman" w:cs="Times New Roman"/>
+        </w:rPr>
+      </w:pPr>
+      <w:r>
+        <w:rPr>
+          <w:rFonts w:ascii="Times New Roman" w:hAnsi="Times New Roman" w:cs="Times New Roman"/>
+        </w:rPr>
+        <w:t>Hardware and multi-branch network model displays.</w:t>
+      </w:r>
+    </w:p>
+    <w:p>
+      <w:pPr>
+        <w:pStyle w:val="ListBullet"/>
+        <w:spacing w:line="360" w:lineRule="auto"/>
+        <w:rPr>
+          <w:rFonts w:ascii="Times New Roman" w:hAnsi="Times New Roman" w:cs="Times New Roman"/>
+        </w:rPr>
+      </w:pPr>
+      <w:r>
+        <w:rPr>
+          <w:rFonts w:ascii="Times New Roman" w:hAnsi="Times New Roman" w:cs="Times New Roman"/>
+        </w:rPr>
+        <w:t>Technology stalls and innovation showcases.</w:t>
+      </w:r>
+    </w:p>
+    <w:p>
+      <w:pPr>
+        <w:pStyle w:val="ListBullet"/>
+        <w:spacing w:line="360" w:lineRule="auto"/>
+        <w:rPr>
+          <w:rFonts w:ascii="Times New Roman" w:hAnsi="Times New Roman" w:cs="Times New Roman"/>
+        </w:rPr>
+      </w:pPr>
+      <w:r>
+        <w:rPr>
+          <w:rFonts w:ascii="Times New Roman" w:hAnsi="Times New Roman" w:cs="Times New Roman"/>
+        </w:rPr>
+        <w:t>Live AI &amp; robotics demonstrations.</w:t>
+      </w:r>
+    </w:p>
+    <w:p>
+      <w:pPr>
+        <w:pStyle w:val="ListBullet"/>
+        <w:spacing w:line="360" w:lineRule="auto"/>
+        <w:rPr>
+          <w:rFonts w:ascii="Times New Roman" w:hAnsi="Times New Roman" w:cs="Times New Roman"/>
+        </w:rPr>
+      </w:pPr>
+      <w:r>
+        <w:rPr>
+          <w:rFonts w:ascii="Times New Roman" w:hAnsi="Times New Roman" w:cs="Times New Roman"/>
+        </w:rPr>
+        <w:t>Guest lectures from industry professionals.</w:t>
+      </w:r>
+    </w:p>
+    <w:p>
+      <w:pPr>
+        <w:pStyle w:val="ListBullet"/>
+        <w:spacing w:line="360" w:lineRule="auto"/>
+        <w:rPr>
+          <w:rFonts w:ascii="Times New Roman" w:hAnsi="Times New Roman" w:cs="Times New Roman"/>
+        </w:rPr>
+      </w:pPr>
+      <w:r>
+        <w:rPr>
+          <w:rFonts w:ascii="Times New Roman" w:hAnsi="Times New Roman" w:cs="Times New Roman"/>
+        </w:rPr>
+        <w:t>Final rounds of major inter-school tech competitions.</w:t>
+      </w:r>
+    </w:p>
+    <w:p>
+      <w:pPr>
+        <w:pStyle w:val="ListBullet"/>
+        <w:numPr>
+          <w:ilvl w:val="0"/>
+          <w:numId w:val="0"/>
+        </w:numPr>
+        <w:spacing w:line="360" w:lineRule="auto"/>
+        <w:ind w:left="360"/>
+        <w:rPr>
+          <w:rFonts w:ascii="Times New Roman" w:hAnsi="Times New Roman" w:cs="Times New Roman"/>
+        </w:rPr>
+      </w:pPr>
+    </w:p>
+    <w:p>
+      <w:pPr>
+        <w:pStyle w:val="Heading2"/>
+        <w:spacing w:line="360" w:lineRule="auto"/>
+        <w:rPr>
+          <w:rFonts w:cs="Times New Roman"/>
+        </w:rPr>
+      </w:pPr>
+      <w:bookmarkStart w:id="14" w:name="_Toc243652054"/>
       <w:r>
         <w:rPr>
           <w:rFonts w:cs="Times New Roman"/>
         </w:rPr>
         <w:t>8. Event Management and Budget Setting</w:t>
       </w:r>
-      <w:bookmarkEnd w:id="15"/>
+      <w:bookmarkEnd w:id="14"/>
     </w:p>
     <w:p>
       <w:pPr>
@@ -3512,13 +3386,153 @@
           <w:rFonts w:cs="Times New Roman"/>
         </w:rPr>
       </w:pPr>
-      <w:bookmarkStart w:id="16" w:name="_Toc241481943"/>
+      <w:bookmarkStart w:id="15" w:name="_Toc243652055"/>
       <w:r>
         <w:rPr>
           <w:rFonts w:cs="Times New Roman"/>
         </w:rPr>
         <w:lastRenderedPageBreak/>
-        <w:t>9. IT Society Meetings</w:t>
+        <w:t xml:space="preserve">9. </w:t>
+      </w:r>
+      <w:r>
+        <w:rPr>
+          <w:rFonts w:cs="Times New Roman"/>
+        </w:rPr>
+        <w:t>Programming Club</w:t>
+      </w:r>
+      <w:r>
+        <w:rPr>
+          <w:rFonts w:cs="Times New Roman"/>
+        </w:rPr>
+        <w:t xml:space="preserve"> Meetings</w:t>
+      </w:r>
+      <w:bookmarkEnd w:id="15"/>
+    </w:p>
+    <w:p>
+      <w:pPr>
+        <w:spacing w:line="360" w:lineRule="auto"/>
+        <w:rPr>
+          <w:rFonts w:ascii="Times New Roman" w:hAnsi="Times New Roman" w:cs="Times New Roman"/>
+        </w:rPr>
+      </w:pPr>
+      <w:r>
+        <w:rPr>
+          <w:rFonts w:ascii="Times New Roman" w:hAnsi="Times New Roman" w:cs="Times New Roman"/>
+        </w:rPr>
+        <w:t>Regular meetings shall be conducted to ensure smooth society operations. These meetings serve to:</w:t>
+      </w:r>
+    </w:p>
+    <w:p>
+      <w:pPr>
+        <w:pStyle w:val="ListBullet"/>
+        <w:spacing w:line="360" w:lineRule="auto"/>
+        <w:rPr>
+          <w:rFonts w:ascii="Times New Roman" w:hAnsi="Times New Roman" w:cs="Times New Roman"/>
+        </w:rPr>
+      </w:pPr>
+      <w:r>
+        <w:rPr>
+          <w:rFonts w:ascii="Times New Roman" w:hAnsi="Times New Roman" w:cs="Times New Roman"/>
+        </w:rPr>
+        <w:t>Plan upcoming coding workshops and hackathons.</w:t>
+      </w:r>
+    </w:p>
+    <w:p>
+      <w:pPr>
+        <w:pStyle w:val="ListBullet"/>
+        <w:spacing w:line="360" w:lineRule="auto"/>
+        <w:rPr>
+          <w:rFonts w:ascii="Times New Roman" w:hAnsi="Times New Roman" w:cs="Times New Roman"/>
+        </w:rPr>
+      </w:pPr>
+      <w:r>
+        <w:rPr>
+          <w:rFonts w:ascii="Times New Roman" w:hAnsi="Times New Roman" w:cs="Times New Roman"/>
+        </w:rPr>
+        <w:t>Review completed activities and software projects.</w:t>
+      </w:r>
+    </w:p>
+    <w:p>
+      <w:pPr>
+        <w:pStyle w:val="ListBullet"/>
+        <w:spacing w:line="360" w:lineRule="auto"/>
+        <w:rPr>
+          <w:rFonts w:ascii="Times New Roman" w:hAnsi="Times New Roman" w:cs="Times New Roman"/>
+        </w:rPr>
+      </w:pPr>
+      <w:r>
+        <w:rPr>
+          <w:rFonts w:ascii="Times New Roman" w:hAnsi="Times New Roman" w:cs="Times New Roman"/>
+        </w:rPr>
+        <w:t>Assign responsibilities for upcoming events.</w:t>
+      </w:r>
+    </w:p>
+    <w:p>
+      <w:pPr>
+        <w:pStyle w:val="ListBullet"/>
+        <w:spacing w:line="360" w:lineRule="auto"/>
+        <w:rPr>
+          <w:rFonts w:ascii="Times New Roman" w:hAnsi="Times New Roman" w:cs="Times New Roman"/>
+        </w:rPr>
+      </w:pPr>
+      <w:r>
+        <w:rPr>
+          <w:rFonts w:ascii="Times New Roman" w:hAnsi="Times New Roman" w:cs="Times New Roman"/>
+        </w:rPr>
+        <w:t>Address technical or administrative challenges.</w:t>
+      </w:r>
+    </w:p>
+    <w:p>
+      <w:pPr>
+        <w:pStyle w:val="ListBullet"/>
+        <w:spacing w:line="360" w:lineRule="auto"/>
+        <w:rPr>
+          <w:rFonts w:ascii="Times New Roman" w:hAnsi="Times New Roman" w:cs="Times New Roman"/>
+        </w:rPr>
+      </w:pPr>
+      <w:r>
+        <w:rPr>
+          <w:rFonts w:ascii="Times New Roman" w:hAnsi="Times New Roman" w:cs="Times New Roman"/>
+        </w:rPr>
+        <w:t>Monitor the progress of ongoing development projects.</w:t>
+      </w:r>
+    </w:p>
+    <w:p>
+      <w:pPr>
+        <w:spacing w:line="360" w:lineRule="auto"/>
+        <w:rPr>
+          <w:rFonts w:ascii="Times New Roman" w:hAnsi="Times New Roman" w:cs="Times New Roman"/>
+        </w:rPr>
+      </w:pPr>
+      <w:r>
+        <w:rPr>
+          <w:rFonts w:ascii="Times New Roman" w:hAnsi="Times New Roman" w:cs="Times New Roman"/>
+        </w:rPr>
+        <w:t>Minutes of all important meetings must be recorded and maintained by the Secretary.</w:t>
+      </w:r>
+    </w:p>
+    <w:p>
+      <w:pPr>
+        <w:spacing w:line="360" w:lineRule="auto"/>
+        <w:rPr>
+          <w:rFonts w:ascii="Times New Roman" w:hAnsi="Times New Roman" w:cs="Times New Roman"/>
+        </w:rPr>
+      </w:pPr>
+    </w:p>
+    <w:p>
+      <w:pPr>
+        <w:pStyle w:val="Heading2"/>
+        <w:spacing w:line="360" w:lineRule="auto"/>
+        <w:rPr>
+          <w:rFonts w:cs="Times New Roman"/>
+        </w:rPr>
+      </w:pPr>
+      <w:bookmarkStart w:id="16" w:name="_Toc243652056"/>
+      <w:r>
+        <w:rPr>
+          <w:rFonts w:cs="Times New Roman"/>
+        </w:rPr>
+        <w:t>10. Monthly Reports and Documentation</w:t>
       </w:r>
       <w:bookmarkEnd w:id="16"/>
     </w:p>
@@ -3533,134 +3547,6 @@
         <w:rPr>
           <w:rFonts w:ascii="Times New Roman" w:hAnsi="Times New Roman" w:cs="Times New Roman"/>
         </w:rPr>
-        <w:t>Regular meetings shall be conducted to ensure smooth society operations. These meetings serve to:</w:t>
-      </w:r>
-    </w:p>
-    <w:p>
-      <w:pPr>
-        <w:pStyle w:val="ListBullet"/>
-        <w:spacing w:line="360" w:lineRule="auto"/>
-        <w:rPr>
-          <w:rFonts w:ascii="Times New Roman" w:hAnsi="Times New Roman" w:cs="Times New Roman"/>
-        </w:rPr>
-      </w:pPr>
-      <w:r>
-        <w:rPr>
-          <w:rFonts w:ascii="Times New Roman" w:hAnsi="Times New Roman" w:cs="Times New Roman"/>
-        </w:rPr>
-        <w:t>Plan upcoming coding workshops and hackathons.</w:t>
-      </w:r>
-    </w:p>
-    <w:p>
-      <w:pPr>
-        <w:pStyle w:val="ListBullet"/>
-        <w:spacing w:line="360" w:lineRule="auto"/>
-        <w:rPr>
-          <w:rFonts w:ascii="Times New Roman" w:hAnsi="Times New Roman" w:cs="Times New Roman"/>
-        </w:rPr>
-      </w:pPr>
-      <w:r>
-        <w:rPr>
-          <w:rFonts w:ascii="Times New Roman" w:hAnsi="Times New Roman" w:cs="Times New Roman"/>
-        </w:rPr>
-        <w:t>Review completed activities and software projects.</w:t>
-      </w:r>
-    </w:p>
-    <w:p>
-      <w:pPr>
-        <w:pStyle w:val="ListBullet"/>
-        <w:spacing w:line="360" w:lineRule="auto"/>
-        <w:rPr>
-          <w:rFonts w:ascii="Times New Roman" w:hAnsi="Times New Roman" w:cs="Times New Roman"/>
-        </w:rPr>
-      </w:pPr>
-      <w:r>
-        <w:rPr>
-          <w:rFonts w:ascii="Times New Roman" w:hAnsi="Times New Roman" w:cs="Times New Roman"/>
-        </w:rPr>
-        <w:t>Assign responsibilities for upcoming events.</w:t>
-      </w:r>
-    </w:p>
-    <w:p>
-      <w:pPr>
-        <w:pStyle w:val="ListBullet"/>
-        <w:spacing w:line="360" w:lineRule="auto"/>
-        <w:rPr>
-          <w:rFonts w:ascii="Times New Roman" w:hAnsi="Times New Roman" w:cs="Times New Roman"/>
-        </w:rPr>
-      </w:pPr>
-      <w:r>
-        <w:rPr>
-          <w:rFonts w:ascii="Times New Roman" w:hAnsi="Times New Roman" w:cs="Times New Roman"/>
-        </w:rPr>
-        <w:t>Address technical or administrative challenges.</w:t>
-      </w:r>
-    </w:p>
-    <w:p>
-      <w:pPr>
-        <w:pStyle w:val="ListBullet"/>
-        <w:spacing w:line="360" w:lineRule="auto"/>
-        <w:rPr>
-          <w:rFonts w:ascii="Times New Roman" w:hAnsi="Times New Roman" w:cs="Times New Roman"/>
-        </w:rPr>
-      </w:pPr>
-      <w:r>
-        <w:rPr>
-          <w:rFonts w:ascii="Times New Roman" w:hAnsi="Times New Roman" w:cs="Times New Roman"/>
-        </w:rPr>
-        <w:t>Monitor the progress of ongoing development projects.</w:t>
-      </w:r>
-    </w:p>
-    <w:p>
-      <w:pPr>
-        <w:spacing w:line="360" w:lineRule="auto"/>
-        <w:rPr>
-          <w:rFonts w:ascii="Times New Roman" w:hAnsi="Times New Roman" w:cs="Times New Roman"/>
-        </w:rPr>
-      </w:pPr>
-      <w:r>
-        <w:rPr>
-          <w:rFonts w:ascii="Times New Roman" w:hAnsi="Times New Roman" w:cs="Times New Roman"/>
-        </w:rPr>
-        <w:t>Minutes of all important meetings must be recorded and maintained by the Secretary.</w:t>
-      </w:r>
-    </w:p>
-    <w:p>
-      <w:pPr>
-        <w:spacing w:line="360" w:lineRule="auto"/>
-        <w:rPr>
-          <w:rFonts w:ascii="Times New Roman" w:hAnsi="Times New Roman" w:cs="Times New Roman"/>
-        </w:rPr>
-      </w:pPr>
-    </w:p>
-    <w:p>
-      <w:pPr>
-        <w:pStyle w:val="Heading2"/>
-        <w:spacing w:line="360" w:lineRule="auto"/>
-        <w:rPr>
-          <w:rFonts w:cs="Times New Roman"/>
-        </w:rPr>
-      </w:pPr>
-      <w:bookmarkStart w:id="17" w:name="_Toc241481944"/>
-      <w:r>
-        <w:rPr>
-          <w:rFonts w:cs="Times New Roman"/>
-        </w:rPr>
-        <w:t>10. Monthly Reports and Documentation</w:t>
-      </w:r>
-      <w:bookmarkEnd w:id="17"/>
-    </w:p>
-    <w:p>
-      <w:pPr>
-        <w:spacing w:line="360" w:lineRule="auto"/>
-        <w:rPr>
-          <w:rFonts w:ascii="Times New Roman" w:hAnsi="Times New Roman" w:cs="Times New Roman"/>
-        </w:rPr>
-      </w:pPr>
-      <w:r>
-        <w:rPr>
-          <w:rFonts w:ascii="Times New Roman" w:hAnsi="Times New Roman" w:cs="Times New Roman"/>
-        </w:rPr>
         <w:t>To maintain accountability and track progress, the society must generate regular documentation.</w:t>
       </w:r>
     </w:p>
@@ -3706,7 +3592,19 @@
         <w:rPr>
           <w:rFonts w:ascii="Times New Roman" w:hAnsi="Times New Roman" w:cs="Times New Roman"/>
         </w:rPr>
-        <w:t>Annual Report: An Annual IT Society Report must be prepared at the end of each academic year summarizing all achievements and structural developments.</w:t>
+        <w:t xml:space="preserve">Annual Report: An Annual </w:t>
+      </w:r>
+      <w:r>
+        <w:rPr>
+          <w:rFonts w:ascii="Times New Roman" w:hAnsi="Times New Roman" w:cs="Times New Roman"/>
+        </w:rPr>
+        <w:t>Programming Club</w:t>
+      </w:r>
+      <w:r>
+        <w:rPr>
+          <w:rFonts w:ascii="Times New Roman" w:hAnsi="Times New Roman" w:cs="Times New Roman"/>
+        </w:rPr>
+        <w:t xml:space="preserve"> Report must be prepared at the end of each academic year summarizing all achievements and structural developments.</w:t>
       </w:r>
     </w:p>
     <w:p>
@@ -3857,7 +3755,7 @@
           <w:rFonts w:cs="Times New Roman"/>
         </w:rPr>
       </w:pPr>
-      <w:bookmarkStart w:id="18" w:name="_Toc241481945"/>
+      <w:bookmarkStart w:id="17" w:name="_Toc243652057"/>
       <w:r>
         <w:rPr>
           <w:rFonts w:cs="Times New Roman"/>
@@ -3865,7 +3763,7 @@
         <w:lastRenderedPageBreak/>
         <w:t>11. Annual Activity Calendar</w:t>
       </w:r>
-      <w:bookmarkEnd w:id="18"/>
+      <w:bookmarkEnd w:id="17"/>
     </w:p>
     <w:p>
       <w:pPr>
@@ -4384,14 +4282,14 @@
           <w:rFonts w:cs="Times New Roman"/>
         </w:rPr>
       </w:pPr>
-      <w:bookmarkStart w:id="19" w:name="_Toc241481946"/>
+      <w:bookmarkStart w:id="18" w:name="_Toc243652058"/>
       <w:r>
         <w:rPr>
           <w:rFonts w:cs="Times New Roman"/>
         </w:rPr>
         <w:t>12. Safety and Digital Responsibility</w:t>
       </w:r>
-      <w:bookmarkEnd w:id="19"/>
+      <w:bookmarkEnd w:id="18"/>
     </w:p>
     <w:p>
       <w:pPr>
@@ -4614,7 +4512,7 @@
           <w:rFonts w:cs="Times New Roman"/>
         </w:rPr>
       </w:pPr>
-      <w:bookmarkStart w:id="20" w:name="_Toc241481947"/>
+      <w:bookmarkStart w:id="19" w:name="_Toc243652059"/>
       <w:r>
         <w:rPr>
           <w:rFonts w:cs="Times New Roman"/>
@@ -4622,7 +4520,7 @@
         <w:lastRenderedPageBreak/>
         <w:t>13. Records to be Maintained</w:t>
       </w:r>
-      <w:bookmarkEnd w:id="20"/>
+      <w:bookmarkEnd w:id="19"/>
     </w:p>
     <w:p>
       <w:pPr>
@@ -4640,7 +4538,19 @@
         <w:rPr>
           <w:rFonts w:ascii="Times New Roman" w:hAnsi="Times New Roman" w:cs="Times New Roman"/>
         </w:rPr>
-        <w:t>To ensure continuity, transparency, and accountability, the IT Society should maintain the</w:t>
+        <w:t xml:space="preserve">To ensure continuity, transparency, and accountability, the </w:t>
+      </w:r>
+      <w:r>
+        <w:rPr>
+          <w:rFonts w:ascii="Times New Roman" w:hAnsi="Times New Roman" w:cs="Times New Roman"/>
+        </w:rPr>
+        <w:t>Programming Club</w:t>
+      </w:r>
+      <w:r>
+        <w:rPr>
+          <w:rFonts w:ascii="Times New Roman" w:hAnsi="Times New Roman" w:cs="Times New Roman"/>
+        </w:rPr>
+        <w:t xml:space="preserve"> should maintain the</w:t>
       </w:r>
     </w:p>
     <w:p>
@@ -4873,12 +4783,14 @@
           <w:rFonts w:cs="Times New Roman"/>
         </w:rPr>
       </w:pPr>
+      <w:bookmarkStart w:id="20" w:name="_Toc243652060"/>
       <w:r>
         <w:rPr>
           <w:rFonts w:cs="Times New Roman"/>
         </w:rPr>
         <w:t>14. Fundraising Activities</w:t>
       </w:r>
+      <w:bookmarkEnd w:id="20"/>
     </w:p>
     <w:p>
       <w:pPr>
@@ -4913,7 +4825,13 @@
         <w:rPr>
           <w:rFonts w:ascii="Times New Roman" w:hAnsi="Times New Roman" w:cs="Times New Roman"/>
         </w:rPr>
-        <w:t xml:space="preserve">ITSRI T-shirts </w:t>
+        <w:t>PROGRAMMING CLUB</w:t>
+      </w:r>
+      <w:r>
+        <w:rPr>
+          <w:rFonts w:ascii="Times New Roman" w:hAnsi="Times New Roman" w:cs="Times New Roman"/>
+        </w:rPr>
+        <w:t xml:space="preserve"> T-shirts </w:t>
       </w:r>
       <w:r>
         <w:rPr>
@@ -4937,7 +4855,13 @@
         <w:rPr>
           <w:rFonts w:ascii="Times New Roman" w:hAnsi="Times New Roman" w:cs="Times New Roman"/>
         </w:rPr>
-        <w:t>ITSRI Stickers</w:t>
+        <w:t>PROGRAMMING CLUB</w:t>
+      </w:r>
+      <w:r>
+        <w:rPr>
+          <w:rFonts w:ascii="Times New Roman" w:hAnsi="Times New Roman" w:cs="Times New Roman"/>
+        </w:rPr>
+        <w:t xml:space="preserve"> Stickers</w:t>
       </w:r>
     </w:p>
     <w:p>
@@ -5152,33 +5076,21 @@
     </w:pPr>
     <w:r>
       <w:rPr>
-        <w:rStyle w:val="Strong"/>
-        <w:rFonts w:ascii="Times New Roman" w:hAnsi="Times New Roman" w:cs="Times New Roman"/>
         <w:noProof/>
-        <w:sz w:val="32"/>
-        <w:szCs w:val="32"/>
       </w:rPr>
       <w:drawing>
-        <wp:anchor distT="0" distB="0" distL="114300" distR="114300" simplePos="0" relativeHeight="251658240" behindDoc="1" locked="0" layoutInCell="1" allowOverlap="1" wp14:anchorId="5B058C28" wp14:editId="420DF68D">
+        <wp:anchor distT="0" distB="0" distL="114300" distR="114300" simplePos="0" relativeHeight="251658240" behindDoc="0" locked="0" layoutInCell="1" allowOverlap="1" wp14:anchorId="77FECD77" wp14:editId="7B1DE5F3">
           <wp:simplePos x="0" y="0"/>
           <wp:positionH relativeFrom="column">
-            <wp:posOffset>-727075</wp:posOffset>
+            <wp:posOffset>-723830</wp:posOffset>
           </wp:positionH>
           <wp:positionV relativeFrom="paragraph">
-            <wp:posOffset>-57150</wp:posOffset>
+            <wp:posOffset>-29775</wp:posOffset>
           </wp:positionV>
-          <wp:extent cx="575945" cy="514350"/>
-          <wp:effectExtent l="0" t="0" r="0" b="0"/>
-          <wp:wrapTight wrapText="bothSides">
-            <wp:wrapPolygon edited="0">
-              <wp:start x="0" y="0"/>
-              <wp:lineTo x="0" y="20800"/>
-              <wp:lineTo x="20719" y="20800"/>
-              <wp:lineTo x="20719" y="0"/>
-              <wp:lineTo x="0" y="0"/>
-            </wp:wrapPolygon>
-          </wp:wrapTight>
-          <wp:docPr id="390574735" name="Picture 1"/>
+          <wp:extent cx="410845" cy="395605"/>
+          <wp:effectExtent l="0" t="0" r="8255" b="4445"/>
+          <wp:wrapSquare wrapText="bothSides"/>
+          <wp:docPr id="2004017550" name="Picture 4"/>
           <wp:cNvGraphicFramePr>
             <a:graphicFrameLocks xmlns:a="http://schemas.openxmlformats.org/drawingml/2006/main" noChangeAspect="1"/>
           </wp:cNvGraphicFramePr>
@@ -5186,7 +5098,7 @@
             <a:graphicData uri="http://schemas.openxmlformats.org/drawingml/2006/picture">
               <pic:pic xmlns:pic="http://schemas.openxmlformats.org/drawingml/2006/picture">
                 <pic:nvPicPr>
-                  <pic:cNvPr id="390574735" name="Picture 1"/>
+                  <pic:cNvPr id="2004017550" name="Picture 2004017550"/>
                   <pic:cNvPicPr/>
                 </pic:nvPicPr>
                 <pic:blipFill>
@@ -5198,7 +5110,7 @@
                 <pic:spPr>
                   <a:xfrm>
                     <a:off x="0" y="0"/>
-                    <a:ext cx="575945" cy="514350"/>
+                    <a:ext cx="410845" cy="395605"/>
                   </a:xfrm>
                   <a:prstGeom prst="rect">
                     <a:avLst/>
@@ -5207,10 +5119,10 @@
               </pic:pic>
             </a:graphicData>
           </a:graphic>
-          <wp14:sizeRelH relativeFrom="margin">
+          <wp14:sizeRelH relativeFrom="page">
             <wp14:pctWidth>0</wp14:pctWidth>
           </wp14:sizeRelH>
-          <wp14:sizeRelV relativeFrom="margin">
+          <wp14:sizeRelV relativeFrom="page">
             <wp14:pctHeight>0</wp14:pctHeight>
           </wp14:sizeRelV>
         </wp:anchor>
